--- a/Signals/html_Lectures/notes/Lecture 14 Notes.docx
+++ b/Signals/html_Lectures/notes/Lecture 14 Notes.docx
@@ -199,6 +199,24 @@
           <w:szCs w:val="26"/>
         </w:rPr>
         <w:t xml:space="preserve">  —  Concept — Three Matrices (≈ 2 min)</w:t>
+      </w:r>
+    </w:p>
+    <w:p>
+      <w:pPr>
+        <w:pStyle w:val="ListParagraph"/>
+        <w:numPr>
+          <w:ilvl w:val="0"/>
+          <w:numId w:val="2"/>
+        </w:numPr>
+        <w:spacing w:after="80"/>
+      </w:pPr>
+      <w:r>
+        <w:rPr>
+          <w:rFonts w:ascii="Calibri" w:cs="Calibri" w:eastAsia="Calibri" w:hAnsi="Calibri"/>
+          <w:sz w:val="22"/>
+          <w:szCs w:val="22"/>
+        </w:rPr>
+        <w:t xml:space="preserve">Notation: mod N. a mod N is the remainder of a divided by N, always between 0 and N−1; an index that leaves that range wraps around (−1 mod N = N−1). With N = 4, (Px)[0] = x[(0−1) mod 4] = x[3]: the last entry moves to the top. Say this before showing P, since every formula in the next slides uses it.</w:t>
       </w:r>
     </w:p>
     <w:p>

--- a/Signals/html_Lectures/notes/Lecture 14 Notes.docx
+++ b/Signals/html_Lectures/notes/Lecture 14 Notes.docx
@@ -216,25 +216,97 @@
           <w:sz w:val="22"/>
           <w:szCs w:val="22"/>
         </w:rPr>
-        <w:t xml:space="preserve">Notation: mod N. a mod N is the remainder of a divided by N, always between 0 and N−1; an index that leaves that range wraps around (−1 mod N = N−1). With N = 4, (Px)[0] = x[(0−1) mod 4] = x[3]: the last entry moves to the top. Say this before showing P, since every formula in the next slides uses it.</w:t>
-      </w:r>
-    </w:p>
-    <w:p>
-      <w:pPr>
-        <w:pStyle w:val="ListParagraph"/>
-        <w:numPr>
-          <w:ilvl w:val="0"/>
-          <w:numId w:val="2"/>
-        </w:numPr>
-        <w:spacing w:after="80"/>
-      </w:pPr>
-      <w:r>
-        <w:rPr>
-          <w:rFonts w:ascii="Calibri" w:cs="Calibri" w:eastAsia="Calibri" w:hAnsi="Calibri"/>
-          <w:sz w:val="22"/>
-          <w:szCs w:val="22"/>
-        </w:rPr>
-        <w:t xml:space="preserve">P shifts down one slot (last entry wraps to top); R fixes index 0 and reverses the rest; F = diag(1, v, …, v^{N−1}), v = e^{j2π/N}, is the diagonal built from the first Fourier sinusoid.</w:t>
+        <w:t xml:space="preserve">Bridge from Lecture 13: we know what a real signal does to its spectrum; now we build three tools that move samples around and see what each does to the DFT.</w:t>
+      </w:r>
+    </w:p>
+    <w:p>
+      <w:pPr>
+        <w:pStyle w:val="ListParagraph"/>
+        <w:numPr>
+          <w:ilvl w:val="0"/>
+          <w:numId w:val="2"/>
+        </w:numPr>
+        <w:spacing w:after="80"/>
+      </w:pPr>
+      <w:r>
+        <w:rPr>
+          <w:rFonts w:ascii="Calibri" w:cs="Calibri" w:eastAsia="Calibri" w:hAnsi="Calibri"/>
+          <w:sz w:val="22"/>
+          <w:szCs w:val="22"/>
+        </w:rPr>
+        <w:t xml:space="preserve">Step 1 — notation first (also on the slide). a mod N is the remainder when a is divided by N, always one of 0, 1, …, N−1. Negative numbers wrap: −1 mod N = N−1, −2 mod N = N−2; N mod N = 0. Example N = 4: −1 mod 4 = 3, −3 mod 4 = 1, 5 mod 4 = 1. Say this before showing P, since every formula in the next slides uses it.</w:t>
+      </w:r>
+    </w:p>
+    <w:p>
+      <w:pPr>
+        <w:pStyle w:val="ListParagraph"/>
+        <w:numPr>
+          <w:ilvl w:val="0"/>
+          <w:numId w:val="2"/>
+        </w:numPr>
+        <w:spacing w:after="80"/>
+      </w:pPr>
+      <w:r>
+        <w:rPr>
+          <w:rFonts w:ascii="Calibri" w:cs="Calibri" w:eastAsia="Calibri" w:hAnsi="Calibri"/>
+          <w:sz w:val="22"/>
+          <w:szCs w:val="22"/>
+        </w:rPr>
+        <w:t xml:space="preserve">Step 2 — P, the circular shift: (Px)[n] = x[(n−1) mod N]. N = 4, x = (a, b, c, d): (Px)[0] = x[(−1) mod 4] = x[3] = d; (Px)[1] = x[0] = a; (Px)[2] = x[1] = b; (Px)[3] = x[2] = c. So Px = (d, a, b, c): everything moves down one slot, the last entry wraps to the top. Pᵐ shifts by m, and Pᴺ = I (N shifts bring every sample home).</w:t>
+      </w:r>
+    </w:p>
+    <w:p>
+      <w:pPr>
+        <w:pStyle w:val="ListParagraph"/>
+        <w:numPr>
+          <w:ilvl w:val="0"/>
+          <w:numId w:val="2"/>
+        </w:numPr>
+        <w:spacing w:after="80"/>
+      </w:pPr>
+      <w:r>
+        <w:rPr>
+          <w:rFonts w:ascii="Calibri" w:cs="Calibri" w:eastAsia="Calibri" w:hAnsi="Calibri"/>
+          <w:sz w:val="22"/>
+          <w:szCs w:val="22"/>
+        </w:rPr>
+        <w:t xml:space="preserve">Step 3 — R, the circular reversal: (Rx)[n] = x[(−n) mod N]. N = 4: (Rx)[0] = x[0] = a; (Rx)[1] = x[3] = d; (Rx)[2] = x[2] = c; (Rx)[3] = x[1] = b. So Rx = (a, d, c, b): index 0 stays, the rest reverse. R² = I (reversing twice); Rᵀ = R, where ᵀ is the transpose (swap rows and columns).</w:t>
+      </w:r>
+    </w:p>
+    <w:p>
+      <w:pPr>
+        <w:pStyle w:val="ListParagraph"/>
+        <w:numPr>
+          <w:ilvl w:val="0"/>
+          <w:numId w:val="2"/>
+        </w:numPr>
+        <w:spacing w:after="80"/>
+      </w:pPr>
+      <w:r>
+        <w:rPr>
+          <w:rFonts w:ascii="Calibri" w:cs="Calibri" w:eastAsia="Calibri" w:hAnsi="Calibri"/>
+          <w:sz w:val="22"/>
+          <w:szCs w:val="22"/>
+        </w:rPr>
+        <w:t xml:space="preserve">Step 4 — F, the modulation matrix. diag(a₀, a₁, …, a_{N−1}) means the N×N matrix with a₀, …, a_{N−1} on the diagonal and zeros elsewhere. F = diag(v⁽¹⁾) with v⁽¹⁾[n] = e^{j2πn/N}, so (Fᵏx)[n] = e^{jk(2π/N)n} x[n]: each sample is multiplied by a number, no sample changes position. This is the italic F (the modulation matrix); do not confuse it with a DFT entry named F, which appears in Lecture 15.</w:t>
+      </w:r>
+    </w:p>
+    <w:p>
+      <w:pPr>
+        <w:pStyle w:val="ListParagraph"/>
+        <w:numPr>
+          <w:ilvl w:val="0"/>
+          <w:numId w:val="2"/>
+        </w:numPr>
+        <w:spacing w:after="80"/>
+      </w:pPr>
+      <w:r>
+        <w:rPr>
+          <w:rFonts w:ascii="Calibri" w:cs="Calibri" w:eastAsia="Calibri" w:hAnsi="Calibri"/>
+          <w:sz w:val="22"/>
+          <w:szCs w:val="22"/>
+        </w:rPr>
+        <w:t xml:space="preserve">Step 5 — which is which: P and R are permutation matrices (they only reorder entries); F is diagonal (it changes values, never positions).</w:t>
       </w:r>
     </w:p>
     <w:p>
@@ -282,25 +354,115 @@
           <w:sz w:val="22"/>
           <w:szCs w:val="22"/>
         </w:rPr>
-        <w:t xml:space="preserve">N = 4 matrix has a single 1 per row, in column n−1. (Px)[n] = x[(n−1) mod N]; P^m shifts by m; P^N = I. P⁻¹ = Pᵀ = P^{N−1} shifts up.</w:t>
-      </w:r>
-    </w:p>
-    <w:p>
-      <w:pPr>
-        <w:pStyle w:val="ListParagraph"/>
-        <w:numPr>
-          <w:ilvl w:val="0"/>
-          <w:numId w:val="2"/>
-        </w:numPr>
-        <w:spacing w:after="80"/>
-      </w:pPr>
-      <w:r>
-        <w:rPr>
-          <w:rFonts w:ascii="Calibri" w:cs="Calibri" w:eastAsia="Calibri" w:hAnsi="Calibri"/>
-          <w:sz w:val="22"/>
-          <w:szCs w:val="22"/>
-        </w:rPr>
-        <w:t xml:space="preserve">x = (0,…,5): Px = (5,0,1,2,3,4), P²x = (4,5,0,1,2,3), P⁻¹x = (1,2,3,4,5,0).</w:t>
+        <w:t xml:space="preserve">Goal: see P as a matrix and as an index rule. N = 4 first.</w:t>
+      </w:r>
+    </w:p>
+    <w:p>
+      <w:pPr>
+        <w:pStyle w:val="ListParagraph"/>
+        <w:numPr>
+          <w:ilvl w:val="0"/>
+          <w:numId w:val="2"/>
+        </w:numPr>
+        <w:spacing w:after="80"/>
+      </w:pPr>
+      <w:r>
+        <w:rPr>
+          <w:rFonts w:ascii="Calibri" w:cs="Calibri" w:eastAsia="Calibri" w:hAnsi="Calibri"/>
+          <w:sz w:val="22"/>
+          <w:szCs w:val="22"/>
+        </w:rPr>
+        <w:t xml:space="preserve">Step 1 — the matrix: row n has a single 1 in column n−1 (row 0 has it in column N−1). P = [[0,0,0,1],[1,0,0,0],[0,1,0,0],[0,0,1,0]].</w:t>
+      </w:r>
+    </w:p>
+    <w:p>
+      <w:pPr>
+        <w:pStyle w:val="ListParagraph"/>
+        <w:numPr>
+          <w:ilvl w:val="0"/>
+          <w:numId w:val="2"/>
+        </w:numPr>
+        <w:spacing w:after="80"/>
+      </w:pPr>
+      <w:r>
+        <w:rPr>
+          <w:rFonts w:ascii="Calibri" w:cs="Calibri" w:eastAsia="Calibri" w:hAnsi="Calibri"/>
+          <w:sz w:val="22"/>
+          <w:szCs w:val="22"/>
+        </w:rPr>
+        <w:t xml:space="preserve">Step 2 — multiply by x = (a, b, c, d)ᵀ row by row: row 0: 0a + 0b + 0c + 1d = d; row 1: 1a = a; row 2: b; row 3: c. So Px = (d, a, b, c) and the rule is (Px)[n] = x[(n−1) mod N].</w:t>
+      </w:r>
+    </w:p>
+    <w:p>
+      <w:pPr>
+        <w:pStyle w:val="ListParagraph"/>
+        <w:numPr>
+          <w:ilvl w:val="0"/>
+          <w:numId w:val="2"/>
+        </w:numPr>
+        <w:spacing w:after="80"/>
+      </w:pPr>
+      <w:r>
+        <w:rPr>
+          <w:rFonts w:ascii="Calibri" w:cs="Calibri" w:eastAsia="Calibri" w:hAnsi="Calibri"/>
+          <w:sz w:val="22"/>
+          <w:szCs w:val="22"/>
+        </w:rPr>
+        <w:t xml:space="preserve">Step 3 — powers: (Pᵐx)[n] = x[(n−m) mod N]. After N shifts every sample is home again: Pᴺ = I.</w:t>
+      </w:r>
+    </w:p>
+    <w:p>
+      <w:pPr>
+        <w:pStyle w:val="ListParagraph"/>
+        <w:numPr>
+          <w:ilvl w:val="0"/>
+          <w:numId w:val="2"/>
+        </w:numPr>
+        <w:spacing w:after="80"/>
+      </w:pPr>
+      <w:r>
+        <w:rPr>
+          <w:rFonts w:ascii="Calibri" w:cs="Calibri" w:eastAsia="Calibri" w:hAnsi="Calibri"/>
+          <w:sz w:val="22"/>
+          <w:szCs w:val="22"/>
+        </w:rPr>
+        <w:t xml:space="preserve">Step 4 — N = 6, x = (0, 1, 2, 3, 4, 5). Px: entry 0 = x[(0−1) mod 6] = x[5] = 5; entry 1 = x[0] = 0; entry 2 = x[1] = 1; … So Px = (5, 0, 1, 2, 3, 4).</w:t>
+      </w:r>
+    </w:p>
+    <w:p>
+      <w:pPr>
+        <w:pStyle w:val="ListParagraph"/>
+        <w:numPr>
+          <w:ilvl w:val="0"/>
+          <w:numId w:val="2"/>
+        </w:numPr>
+        <w:spacing w:after="80"/>
+      </w:pPr>
+      <w:r>
+        <w:rPr>
+          <w:rFonts w:ascii="Calibri" w:cs="Calibri" w:eastAsia="Calibri" w:hAnsi="Calibri"/>
+          <w:sz w:val="22"/>
+          <w:szCs w:val="22"/>
+        </w:rPr>
+        <w:t xml:space="preserve">Step 5 — P²x: entry n = x[n−2]: entry 0 = x[4] = 4; entry 1 = x[5] = 5; entry 2 = x[0] = 0; entry 3 = x[1] = 1; entry 4 = x[2] = 2; entry 5 = x[3] = 3. So P²x = (4, 5, 0, 1, 2, 3). (Same as shifting Px once more.)</w:t>
+      </w:r>
+    </w:p>
+    <w:p>
+      <w:pPr>
+        <w:pStyle w:val="ListParagraph"/>
+        <w:numPr>
+          <w:ilvl w:val="0"/>
+          <w:numId w:val="2"/>
+        </w:numPr>
+        <w:spacing w:after="80"/>
+      </w:pPr>
+      <w:r>
+        <w:rPr>
+          <w:rFonts w:ascii="Calibri" w:cs="Calibri" w:eastAsia="Calibri" w:hAnsi="Calibri"/>
+          <w:sz w:val="22"/>
+          <w:szCs w:val="22"/>
+        </w:rPr>
+        <w:t xml:space="preserve">Step 6 — the other direction: P⁻¹ = Pᵀ = P^{N−1} moves every entry up one slot: P⁻¹x = (1, 2, 3, 4, 5, 0). Check: P⁵x = x[n−5 mod 6] = x[n+1]: entry 0 = x[1] = 1, entry 5 = x[0] = 0 — the same vector, since 5 ≡ −1 (mod 6) ✓.</w:t>
       </w:r>
     </w:p>
     <w:p>
@@ -348,35 +510,97 @@
           <w:sz w:val="22"/>
           <w:szCs w:val="22"/>
         </w:rPr>
-        <w:t xml:space="preserve">(Rx)[n] = x[(−n) mod N]. Rx = (0,5,4,3,2,1) for x = (0,…,5). R² = I, Rᵀ = R.</w:t>
-      </w:r>
-    </w:p>
-    <w:p>
-      <w:pPr>
-        <w:pBdr>
-          <w:left w:val="single" w:color="7A1A1A" w:sz="18" w:space="8"/>
-        </w:pBdr>
-        <w:spacing w:after="140" w:before="100"/>
-        <w:ind w:left="360"/>
-      </w:pPr>
-      <w:r>
-        <w:rPr>
-          <w:rFonts w:ascii="Calibri" w:cs="Calibri" w:eastAsia="Calibri" w:hAnsi="Calibri"/>
-          <w:b/>
-          <w:bCs/>
-          <w:color w:val="7A1A1A"/>
-          <w:sz w:val="22"/>
-          <w:szCs w:val="22"/>
-        </w:rPr>
-        <w:t xml:space="preserve">Pitfall: </w:t>
-      </w:r>
-      <w:r>
-        <w:rPr>
-          <w:rFonts w:ascii="Calibri" w:cs="Calibri" w:eastAsia="Calibri" w:hAnsi="Calibri"/>
-          <w:sz w:val="22"/>
-          <w:szCs w:val="22"/>
-        </w:rPr>
-        <w:t xml:space="preserve">Plain reversal (5,4,3,2,1,0) is RPx, not Rx: index 0 does not stay fixed.</w:t>
+        <w:t xml:space="preserve">Goal: R as a matrix and as an index rule. N = 4: R = [[1,0,0,0],[0,0,0,1],[0,0,1,0],[0,1,0,0]].</w:t>
+      </w:r>
+    </w:p>
+    <w:p>
+      <w:pPr>
+        <w:pStyle w:val="ListParagraph"/>
+        <w:numPr>
+          <w:ilvl w:val="0"/>
+          <w:numId w:val="2"/>
+        </w:numPr>
+        <w:spacing w:after="80"/>
+      </w:pPr>
+      <w:r>
+        <w:rPr>
+          <w:rFonts w:ascii="Calibri" w:cs="Calibri" w:eastAsia="Calibri" w:hAnsi="Calibri"/>
+          <w:sz w:val="22"/>
+          <w:szCs w:val="22"/>
+        </w:rPr>
+        <w:t xml:space="preserve">Step 1 — multiply by (a, b, c, d)ᵀ: row 0 → a; row 1 → d (the 1 sits in column 3); row 2 → c; row 3 → b. Rx = (a, d, c, b), rule (Rx)[n] = x[(−n) mod N]: index 0 → 0, index n → N − n.</w:t>
+      </w:r>
+    </w:p>
+    <w:p>
+      <w:pPr>
+        <w:pStyle w:val="ListParagraph"/>
+        <w:numPr>
+          <w:ilvl w:val="0"/>
+          <w:numId w:val="2"/>
+        </w:numPr>
+        <w:spacing w:after="80"/>
+      </w:pPr>
+      <w:r>
+        <w:rPr>
+          <w:rFonts w:ascii="Calibri" w:cs="Calibri" w:eastAsia="Calibri" w:hAnsi="Calibri"/>
+          <w:sz w:val="22"/>
+          <w:szCs w:val="22"/>
+        </w:rPr>
+        <w:t xml:space="preserve">Step 2 — why R² = I: (R(Rx))[n] = (Rx)[(−n) mod N] = x[(−(−n)) mod N] = x[n].</w:t>
+      </w:r>
+    </w:p>
+    <w:p>
+      <w:pPr>
+        <w:pStyle w:val="ListParagraph"/>
+        <w:numPr>
+          <w:ilvl w:val="0"/>
+          <w:numId w:val="2"/>
+        </w:numPr>
+        <w:spacing w:after="80"/>
+      </w:pPr>
+      <w:r>
+        <w:rPr>
+          <w:rFonts w:ascii="Calibri" w:cs="Calibri" w:eastAsia="Calibri" w:hAnsi="Calibri"/>
+          <w:sz w:val="22"/>
+          <w:szCs w:val="22"/>
+        </w:rPr>
+        <w:t xml:space="preserve">Step 3 — why Rᵀ = R: R swaps the pairs n ↔ N−n, so entry (n, N−n) and entry (N−n, n) are both 1: the matrix is symmetric.</w:t>
+      </w:r>
+    </w:p>
+    <w:p>
+      <w:pPr>
+        <w:pStyle w:val="ListParagraph"/>
+        <w:numPr>
+          <w:ilvl w:val="0"/>
+          <w:numId w:val="2"/>
+        </w:numPr>
+        <w:spacing w:after="80"/>
+      </w:pPr>
+      <w:r>
+        <w:rPr>
+          <w:rFonts w:ascii="Calibri" w:cs="Calibri" w:eastAsia="Calibri" w:hAnsi="Calibri"/>
+          <w:sz w:val="22"/>
+          <w:szCs w:val="22"/>
+        </w:rPr>
+        <w:t xml:space="preserve">Step 4 — N = 6, x = (0, 1, 2, 3, 4, 5): Rx = (x[0], x[5], x[4], x[3], x[2], x[1]) = (0, 5, 4, 3, 2, 1). Pairs swapped: 1 ↔ 5, 2 ↔ 4; entries 0 and 3 = N/2 stay put (−3 mod 6 = 3).</w:t>
+      </w:r>
+    </w:p>
+    <w:p>
+      <w:pPr>
+        <w:pStyle w:val="ListParagraph"/>
+        <w:numPr>
+          <w:ilvl w:val="0"/>
+          <w:numId w:val="2"/>
+        </w:numPr>
+        <w:spacing w:after="80"/>
+      </w:pPr>
+      <w:r>
+        <w:rPr>
+          <w:rFonts w:ascii="Calibri" w:cs="Calibri" w:eastAsia="Calibri" w:hAnsi="Calibri"/>
+          <w:sz w:val="22"/>
+          <w:szCs w:val="22"/>
+        </w:rPr>
+        <w:t xml:space="preserve">Pitfall: plain reversal (5, 4, 3, 2, 1, 0) is not Rx: there sample 0 moved to the end. It equals RPx (slide 8).</w:t>
       </w:r>
     </w:p>
     <w:p>
@@ -424,25 +648,97 @@
           <w:sz w:val="22"/>
           <w:szCs w:val="22"/>
         </w:rPr>
-        <w:t xml:space="preserve">(F^k x)[n] = e^{jk(2π/N)n}x[n]. F^N = I; F⁻ᵏ = conj(F^k) = F^{N−k}. N = 6: v^n = 1, ½+j√3/2, −½+j√3/2, −1, −½−j√3/2, ½−j√3/2; F³ = diag(1,−1,1,−1,1,−1).</w:t>
-      </w:r>
-    </w:p>
-    <w:p>
-      <w:pPr>
-        <w:pStyle w:val="ListParagraph"/>
-        <w:numPr>
-          <w:ilvl w:val="0"/>
-          <w:numId w:val="2"/>
-        </w:numPr>
-        <w:spacing w:after="80"/>
-      </w:pPr>
-      <w:r>
-        <w:rPr>
-          <w:rFonts w:ascii="Calibri" w:cs="Calibri" w:eastAsia="Calibri" w:hAnsi="Calibri"/>
-          <w:sz w:val="22"/>
-          <w:szCs w:val="22"/>
-        </w:rPr>
-        <w:t xml:space="preserve">Figure: F visits all sixth roots of unity, F³ only ±1.</w:t>
+        <w:t xml:space="preserve">Goal: F as a diagonal matrix. F = diag(1, v, v², …, v^{N−1}) with v = e^{j2π/N}; Fᵏ = diag(1, vᵏ, v^{2k}, …).</w:t>
+      </w:r>
+    </w:p>
+    <w:p>
+      <w:pPr>
+        <w:pStyle w:val="ListParagraph"/>
+        <w:numPr>
+          <w:ilvl w:val="0"/>
+          <w:numId w:val="2"/>
+        </w:numPr>
+        <w:spacing w:after="80"/>
+      </w:pPr>
+      <w:r>
+        <w:rPr>
+          <w:rFonts w:ascii="Calibri" w:cs="Calibri" w:eastAsia="Calibri" w:hAnsi="Calibri"/>
+          <w:sz w:val="22"/>
+          <w:szCs w:val="22"/>
+        </w:rPr>
+        <w:t xml:space="preserve">Step 1 — N = 6: v = e^{j60°} = cos 60° + j sin 60° = 0.5 + 0.866j (exact: ½ + j√3/2).</w:t>
+      </w:r>
+    </w:p>
+    <w:p>
+      <w:pPr>
+        <w:pStyle w:val="ListParagraph"/>
+        <w:numPr>
+          <w:ilvl w:val="0"/>
+          <w:numId w:val="2"/>
+        </w:numPr>
+        <w:spacing w:after="80"/>
+      </w:pPr>
+      <w:r>
+        <w:rPr>
+          <w:rFonts w:ascii="Calibri" w:cs="Calibri" w:eastAsia="Calibri" w:hAnsi="Calibri"/>
+          <w:sz w:val="22"/>
+          <w:szCs w:val="22"/>
+        </w:rPr>
+        <w:t xml:space="preserve">Step 2 — powers vⁿ (angle 60°·n): v⁰ = 1; v¹ = 0.5 + 0.866j; v² (120°) = −0.5 + 0.866j; v³ (180°) = −1; v⁴ (240°) = −0.5 − 0.866j; v⁵ (300°) = 0.5 − 0.866j. All six are sixth roots of unity (length 1).</w:t>
+      </w:r>
+    </w:p>
+    <w:p>
+      <w:pPr>
+        <w:pStyle w:val="ListParagraph"/>
+        <w:numPr>
+          <w:ilvl w:val="0"/>
+          <w:numId w:val="2"/>
+        </w:numPr>
+        <w:spacing w:after="80"/>
+      </w:pPr>
+      <w:r>
+        <w:rPr>
+          <w:rFonts w:ascii="Calibri" w:cs="Calibri" w:eastAsia="Calibri" w:hAnsi="Calibri"/>
+          <w:sz w:val="22"/>
+          <w:szCs w:val="22"/>
+        </w:rPr>
+        <w:t xml:space="preserve">Step 3 — F³: entry n = e^{j3(2π/6)n} = e^{jπn} = (−1)ⁿ, so F³ = diag(1, −1, 1, −1, 1, −1). In general for even N, F^{N/2} = diag((−1)ⁿ).</w:t>
+      </w:r>
+    </w:p>
+    <w:p>
+      <w:pPr>
+        <w:pStyle w:val="ListParagraph"/>
+        <w:numPr>
+          <w:ilvl w:val="0"/>
+          <w:numId w:val="2"/>
+        </w:numPr>
+        <w:spacing w:after="80"/>
+      </w:pPr>
+      <w:r>
+        <w:rPr>
+          <w:rFonts w:ascii="Calibri" w:cs="Calibri" w:eastAsia="Calibri" w:hAnsi="Calibri"/>
+          <w:sz w:val="22"/>
+          <w:szCs w:val="22"/>
+        </w:rPr>
+        <w:t xml:space="preserve">Step 4 — useful facts: Fᴺ = I (vᴺ = 1). F⁻ᵏ = conj(Fᵏ) = F^{N−k} because e^{−j2πkn/N} = e^{j2π(N−k)n/N}e^{−j2πn} and e^{−j2πn} = 1. Example N = 6, k = 1: F⁻¹ = F⁵ = diag(1, 0.5−0.866j, −0.5−0.866j, −1, −0.5+0.866j, 0.5+0.866j) = conj of F's diagonal.</w:t>
+      </w:r>
+    </w:p>
+    <w:p>
+      <w:pPr>
+        <w:pStyle w:val="ListParagraph"/>
+        <w:numPr>
+          <w:ilvl w:val="0"/>
+          <w:numId w:val="2"/>
+        </w:numPr>
+        <w:spacing w:after="80"/>
+      </w:pPr>
+      <w:r>
+        <w:rPr>
+          <w:rFonts w:ascii="Calibri" w:cs="Calibri" w:eastAsia="Calibri" w:hAnsi="Calibri"/>
+          <w:sz w:val="22"/>
+          <w:szCs w:val="22"/>
+        </w:rPr>
+        <w:t xml:space="preserve">Figure: left panel shows the six diagonal entries of F, one per sixth root of unity; right panel shows F³ with only +1 and −1.</w:t>
       </w:r>
     </w:p>
     <w:p>
@@ -490,7 +786,61 @@
           <w:sz w:val="22"/>
           <w:szCs w:val="22"/>
         </w:rPr>
-        <w:t xml:space="preserve">Notebook code: x, Px, P²x, Rx, RP²x, F³x for x = (0,…,5). Point out RP²x = (4,3,2,1,0,5).</w:t>
+        <w:t xml:space="preserve">Data: x = (0, 1, 2, 3, 4, 5), N = 6, and five derived vectors from the notebook. Point at each panel and say the numbers.</w:t>
+      </w:r>
+    </w:p>
+    <w:p>
+      <w:pPr>
+        <w:pStyle w:val="ListParagraph"/>
+        <w:numPr>
+          <w:ilvl w:val="0"/>
+          <w:numId w:val="2"/>
+        </w:numPr>
+        <w:spacing w:after="80"/>
+      </w:pPr>
+      <w:r>
+        <w:rPr>
+          <w:rFonts w:ascii="Calibri" w:cs="Calibri" w:eastAsia="Calibri" w:hAnsi="Calibri"/>
+          <w:sz w:val="22"/>
+          <w:szCs w:val="22"/>
+        </w:rPr>
+        <w:t xml:space="preserve">Px = (5, 0, 1, 2, 3, 4): the ramp slides right and the 5 wraps to the front. P²x = (4, 5, 0, 1, 2, 3).</w:t>
+      </w:r>
+    </w:p>
+    <w:p>
+      <w:pPr>
+        <w:pStyle w:val="ListParagraph"/>
+        <w:numPr>
+          <w:ilvl w:val="0"/>
+          <w:numId w:val="2"/>
+        </w:numPr>
+        <w:spacing w:after="80"/>
+      </w:pPr>
+      <w:r>
+        <w:rPr>
+          <w:rFonts w:ascii="Calibri" w:cs="Calibri" w:eastAsia="Calibri" w:hAnsi="Calibri"/>
+          <w:sz w:val="22"/>
+          <w:szCs w:val="22"/>
+        </w:rPr>
+        <w:t xml:space="preserve">Rx = (0, 5, 4, 3, 2, 1): the ramp flips but sample 0 stays at 0. RP²x = R(4, 5, 0, 1, 2, 3) = (4, 3, 2, 1, 0, 5): keep the first entry 4, reverse the other five.</w:t>
+      </w:r>
+    </w:p>
+    <w:p>
+      <w:pPr>
+        <w:pStyle w:val="ListParagraph"/>
+        <w:numPr>
+          <w:ilvl w:val="0"/>
+          <w:numId w:val="2"/>
+        </w:numPr>
+        <w:spacing w:after="80"/>
+      </w:pPr>
+      <w:r>
+        <w:rPr>
+          <w:rFonts w:ascii="Calibri" w:cs="Calibri" w:eastAsia="Calibri" w:hAnsi="Calibri"/>
+          <w:sz w:val="22"/>
+          <w:szCs w:val="22"/>
+        </w:rPr>
+        <w:t xml:space="preserve">F³x = (0, −1, 2, −3, 4, −5): every odd-indexed sample changes sign (multiply entry n by (−1)ⁿ).</w:t>
       </w:r>
     </w:p>
     <w:p>
@@ -538,25 +888,97 @@
           <w:sz w:val="22"/>
           <w:szCs w:val="22"/>
         </w:rPr>
-        <w:t xml:space="preserve">PRx = (1,0,5,4,3,2) but RPx = (5,4,3,2,1,0). Rule: RP = P⁻¹R (check: P⁻¹Rx = (5,4,3,2,1,0)). P moves down; F is diagonal, not a permutation; read products right to left.</w:t>
-      </w:r>
-    </w:p>
-    <w:p>
-      <w:pPr>
-        <w:pStyle w:val="ListParagraph"/>
-        <w:numPr>
-          <w:ilvl w:val="0"/>
-          <w:numId w:val="2"/>
-        </w:numPr>
-        <w:spacing w:after="80"/>
-      </w:pPr>
-      <w:r>
-        <w:rPr>
-          <w:rFonts w:ascii="Calibri" w:cs="Calibri" w:eastAsia="Calibri" w:hAnsi="Calibri"/>
-          <w:sz w:val="22"/>
-          <w:szCs w:val="22"/>
-        </w:rPr>
-        <w:t xml:space="preserve">Note: the notebook cell for x⁽¹⁾ tries P⁴x and prints a mismatch; the correct answer is P²x. Its x⁽⁶⁾ test uses x + F^{N/2}x and also fails: the right expression is x − F³x.</w:t>
+        <w:t xml:space="preserve">Claim: RP ≠ PR. Use x = (0, 1, 2, 3, 4, 5).</w:t>
+      </w:r>
+    </w:p>
+    <w:p>
+      <w:pPr>
+        <w:pStyle w:val="ListParagraph"/>
+        <w:numPr>
+          <w:ilvl w:val="0"/>
+          <w:numId w:val="2"/>
+        </w:numPr>
+        <w:spacing w:after="80"/>
+      </w:pPr>
+      <w:r>
+        <w:rPr>
+          <w:rFonts w:ascii="Calibri" w:cs="Calibri" w:eastAsia="Calibri" w:hAnsi="Calibri"/>
+          <w:sz w:val="22"/>
+          <w:szCs w:val="22"/>
+        </w:rPr>
+        <w:t xml:space="preserve">Reverse first, then shift (PRx): Rx = (0, 5, 4, 3, 2, 1). Shift down one: the last entry 1 wraps to the top: PRx = (1, 0, 5, 4, 3, 2).</w:t>
+      </w:r>
+    </w:p>
+    <w:p>
+      <w:pPr>
+        <w:pStyle w:val="ListParagraph"/>
+        <w:numPr>
+          <w:ilvl w:val="0"/>
+          <w:numId w:val="2"/>
+        </w:numPr>
+        <w:spacing w:after="80"/>
+      </w:pPr>
+      <w:r>
+        <w:rPr>
+          <w:rFonts w:ascii="Calibri" w:cs="Calibri" w:eastAsia="Calibri" w:hAnsi="Calibri"/>
+          <w:sz w:val="22"/>
+          <w:szCs w:val="22"/>
+        </w:rPr>
+        <w:t xml:space="preserve">Shift first, then reverse (RPx): Px = (5, 0, 1, 2, 3, 4). R keeps entry 0 (the 5) and reverses the rest (0, 1, 2, 3, 4) → (4, 3, 2, 1, 0): RPx = (5, 4, 3, 2, 1, 0). Different vectors, so the order matters.</w:t>
+      </w:r>
+    </w:p>
+    <w:p>
+      <w:pPr>
+        <w:pStyle w:val="ListParagraph"/>
+        <w:numPr>
+          <w:ilvl w:val="0"/>
+          <w:numId w:val="2"/>
+        </w:numPr>
+        <w:spacing w:after="80"/>
+      </w:pPr>
+      <w:r>
+        <w:rPr>
+          <w:rFonts w:ascii="Calibri" w:cs="Calibri" w:eastAsia="Calibri" w:hAnsi="Calibri"/>
+          <w:sz w:val="22"/>
+          <w:szCs w:val="22"/>
+        </w:rPr>
+        <w:t xml:space="preserve">The rule that fixes it: RP = P⁻¹R. Check: P⁻¹Rx = P⁻¹(0, 5, 4, 3, 2, 1): shift up one (first entry 0 wraps to the end) = (5, 4, 3, 2, 1, 0) = RPx ✓.</w:t>
+      </w:r>
+    </w:p>
+    <w:p>
+      <w:pPr>
+        <w:pStyle w:val="ListParagraph"/>
+        <w:numPr>
+          <w:ilvl w:val="0"/>
+          <w:numId w:val="2"/>
+        </w:numPr>
+        <w:spacing w:after="80"/>
+      </w:pPr>
+      <w:r>
+        <w:rPr>
+          <w:rFonts w:ascii="Calibri" w:cs="Calibri" w:eastAsia="Calibri" w:hAnsi="Calibri"/>
+          <w:sz w:val="22"/>
+          <w:szCs w:val="22"/>
+        </w:rPr>
+        <w:t xml:space="preserve">Reading rule: products act right to left. RP²x means shift twice, then reverse. P moves entries down; F is diagonal and never moves entries.</w:t>
+      </w:r>
+    </w:p>
+    <w:p>
+      <w:pPr>
+        <w:pStyle w:val="ListParagraph"/>
+        <w:numPr>
+          <w:ilvl w:val="0"/>
+          <w:numId w:val="2"/>
+        </w:numPr>
+        <w:spacing w:after="80"/>
+      </w:pPr>
+      <w:r>
+        <w:rPr>
+          <w:rFonts w:ascii="Calibri" w:cs="Calibri" w:eastAsia="Calibri" w:hAnsi="Calibri"/>
+          <w:sz w:val="22"/>
+          <w:szCs w:val="22"/>
+        </w:rPr>
+        <w:t xml:space="preserve">Note for the board: the notebook cell that builds x⁽¹⁾ originally tried P⁴x and printed a mismatch (x⁽¹⁾ is P²x), and its x⁽⁶⁾ test used x + F³x (wrong: the right one is x − F³x). Both cells are corrected in the notebook; the slides already had the right answers.</w:t>
       </w:r>
     </w:p>
     <w:p>
@@ -604,7 +1026,61 @@
           <w:sz w:val="22"/>
           <w:szCs w:val="22"/>
         </w:rPr>
-        <w:t xml:space="preserve">N = 6, x = (0,…,5). Express x⁽¹⁾…x⁽⁶⁾ with P, R, F and x. Let students work 4 minutes, compare with a neighbour.</w:t>
+        <w:t xml:space="preserve">Data: N = 6, x = (0, 1, 2, 3, 4, 5), Px = (5, 0, 1, 2, 3, 4), Rx = (0, 5, 4, 3, 2, 1), F³ = diag(1, −1, 1, −1, 1, −1). Goal: express six target vectors using P, R, F.</w:t>
+      </w:r>
+    </w:p>
+    <w:p>
+      <w:pPr>
+        <w:pStyle w:val="ListParagraph"/>
+        <w:numPr>
+          <w:ilvl w:val="0"/>
+          <w:numId w:val="2"/>
+        </w:numPr>
+        <w:spacing w:after="80"/>
+      </w:pPr>
+      <w:r>
+        <w:rPr>
+          <w:rFonts w:ascii="Calibri" w:cs="Calibri" w:eastAsia="Calibri" w:hAnsi="Calibri"/>
+          <w:sz w:val="22"/>
+          <w:szCs w:val="22"/>
+        </w:rPr>
+        <w:t xml:space="preserve">Method for the students: compare entry 0 first (is it x[0] = 0 or something else?), then the order of the rest (ascending or descending?). Entry 0 unchanged and others descending → R. Ascending but rotated → a power of P. Sign changes on odd entries → F³. A constant or a sum of two things → add/subtract.</w:t>
+      </w:r>
+    </w:p>
+    <w:p>
+      <w:pPr>
+        <w:pStyle w:val="ListParagraph"/>
+        <w:numPr>
+          <w:ilvl w:val="0"/>
+          <w:numId w:val="2"/>
+        </w:numPr>
+        <w:spacing w:after="80"/>
+      </w:pPr>
+      <w:r>
+        <w:rPr>
+          <w:rFonts w:ascii="Calibri" w:cs="Calibri" w:eastAsia="Calibri" w:hAnsi="Calibri"/>
+          <w:sz w:val="22"/>
+          <w:szCs w:val="22"/>
+        </w:rPr>
+        <w:t xml:space="preserve">x⁽¹⁾ = (4, 5, 0, 1, 2, 3): ascending, starts at x[4], so a shift: P². x⁽²⁾ = (4, 3, 2, 1, 0, 5): descending from x[4]: shift then reverse. x⁽³⁾ = (0, 6, 6, 6, 6, 6): every entry sums x[n] + x[6−n]. x⁽⁴⁾ = (0, −4, −2, 0, 2, 4): the differences x[n] − x[6−n].</w:t>
+      </w:r>
+    </w:p>
+    <w:p>
+      <w:pPr>
+        <w:pStyle w:val="ListParagraph"/>
+        <w:numPr>
+          <w:ilvl w:val="0"/>
+          <w:numId w:val="2"/>
+        </w:numPr>
+        <w:spacing w:after="80"/>
+      </w:pPr>
+      <w:r>
+        <w:rPr>
+          <w:rFonts w:ascii="Calibri" w:cs="Calibri" w:eastAsia="Calibri" w:hAnsi="Calibri"/>
+          <w:sz w:val="22"/>
+          <w:szCs w:val="22"/>
+        </w:rPr>
+        <w:t xml:space="preserve">x⁽⁵⁾ = (0, −1, 2, −3, 4, −5): sign flips on odd entries: F³x. x⁽⁶⁾ = (0, 2, 0, 6, 0, 10): even entries removed, odd entries doubled. Give 4 minutes; solutions on the next two slides.</w:t>
       </w:r>
     </w:p>
     <w:p>
@@ -652,7 +1128,79 @@
           <w:sz w:val="22"/>
           <w:szCs w:val="22"/>
         </w:rPr>
-        <w:t xml:space="preserve">x⁽¹⁾ = P²x = (4,5,0,1,2,3). x⁽²⁾ = RP²x = P⁴Rx = (4,3,2,1,0,5). x⁽³⁾ = x + Rx = (0,6,6,6,6,6). RP⁻¹x and PRx both give (1,0,5,4,3,2), not x⁽²⁾.</w:t>
+        <w:t xml:space="preserve">x⁽¹⁾ = (4, 5, 0, 1, 2, 3). Step 1: Px = (5, 0, 1, 2, 3, 4). Step 2: P(Px) = shift again: the last entry 4 wraps to the top: (4, 5, 0, 1, 2, 3) ✓. So x⁽¹⁾ = P²x. Equivalently P⁻⁴x, since P⁶ = I.</w:t>
+      </w:r>
+    </w:p>
+    <w:p>
+      <w:pPr>
+        <w:pStyle w:val="ListParagraph"/>
+        <w:numPr>
+          <w:ilvl w:val="0"/>
+          <w:numId w:val="2"/>
+        </w:numPr>
+        <w:spacing w:after="80"/>
+      </w:pPr>
+      <w:r>
+        <w:rPr>
+          <w:rFonts w:ascii="Calibri" w:cs="Calibri" w:eastAsia="Calibri" w:hAnsi="Calibri"/>
+          <w:sz w:val="22"/>
+          <w:szCs w:val="22"/>
+        </w:rPr>
+        <w:t xml:space="preserve">x⁽²⁾ = (4, 3, 2, 1, 0, 5). Step 1: P²x = (4, 5, 0, 1, 2, 3). Step 2: R keeps entry 0 (4) and reverses (5, 0, 1, 2, 3) → (3, 2, 1, 0, 5): RP²x = (4, 3, 2, 1, 0, 5) ✓.</w:t>
+      </w:r>
+    </w:p>
+    <w:p>
+      <w:pPr>
+        <w:pStyle w:val="ListParagraph"/>
+        <w:numPr>
+          <w:ilvl w:val="0"/>
+          <w:numId w:val="2"/>
+        </w:numPr>
+        <w:spacing w:after="80"/>
+      </w:pPr>
+      <w:r>
+        <w:rPr>
+          <w:rFonts w:ascii="Calibri" w:cs="Calibri" w:eastAsia="Calibri" w:hAnsi="Calibri"/>
+          <w:sz w:val="22"/>
+          <w:szCs w:val="22"/>
+        </w:rPr>
+        <w:t xml:space="preserve">Equivalent form with the other order: use RP = P⁻¹R twice, RP² = P⁻²R = P⁴R (P⁶ = I). Check: Rx = (0, 5, 4, 3, 2, 1); P⁴ shifts down four (= up two): (4, 3, 2, 1, 0, 5) ✓ same.</w:t>
+      </w:r>
+    </w:p>
+    <w:p>
+      <w:pPr>
+        <w:pStyle w:val="ListParagraph"/>
+        <w:numPr>
+          <w:ilvl w:val="0"/>
+          <w:numId w:val="2"/>
+        </w:numPr>
+        <w:spacing w:after="80"/>
+      </w:pPr>
+      <w:r>
+        <w:rPr>
+          <w:rFonts w:ascii="Calibri" w:cs="Calibri" w:eastAsia="Calibri" w:hAnsi="Calibri"/>
+          <w:sz w:val="22"/>
+          <w:szCs w:val="22"/>
+        </w:rPr>
+        <w:t xml:space="preserve">Wrong shortcuts: RP⁻¹x: P⁻¹x = (1, 2, 3, 4, 5, 0), R keeps 1 and reverses (2, 3, 4, 5, 0) → (1, 0, 5, 4, 3, 2). And PRx = P(0, 5, 4, 3, 2, 1) = (1, 0, 5, 4, 3, 2). Both give (1, 0, 5, 4, 3, 2) ≠ x⁽²⁾.</w:t>
+      </w:r>
+    </w:p>
+    <w:p>
+      <w:pPr>
+        <w:pStyle w:val="ListParagraph"/>
+        <w:numPr>
+          <w:ilvl w:val="0"/>
+          <w:numId w:val="2"/>
+        </w:numPr>
+        <w:spacing w:after="80"/>
+      </w:pPr>
+      <w:r>
+        <w:rPr>
+          <w:rFonts w:ascii="Calibri" w:cs="Calibri" w:eastAsia="Calibri" w:hAnsi="Calibri"/>
+          <w:sz w:val="22"/>
+          <w:szCs w:val="22"/>
+        </w:rPr>
+        <w:t xml:space="preserve">x⁽³⁾ = x + Rx entrywise: (0+0, 1+5, 2+4, 3+3, 4+2, 5+1) = (0, 6, 6, 6, 6, 6) ✓.</w:t>
       </w:r>
     </w:p>
     <w:p>
@@ -700,7 +1248,79 @@
           <w:sz w:val="22"/>
           <w:szCs w:val="22"/>
         </w:rPr>
-        <w:t xml:space="preserve">x⁽⁴⁾ = x − Rx = (0,−4,−2,0,2,4). x⁽⁵⁾ = F³x = (0,−1,2,−3,4,−5). x⁽⁶⁾ = x − F³x = (0,2,0,6,0,10): (I − F³) has diagonal (0,2,0,2,0,2).</w:t>
+        <w:t xml:space="preserve">x⁽⁴⁾ = x − Rx entrywise: (0−0, 1−5, 2−4, 3−3, 4−2, 5−1) = (0, −4, −2, 0, 2, 4) ✓.</w:t>
+      </w:r>
+    </w:p>
+    <w:p>
+      <w:pPr>
+        <w:pStyle w:val="ListParagraph"/>
+        <w:numPr>
+          <w:ilvl w:val="0"/>
+          <w:numId w:val="2"/>
+        </w:numPr>
+        <w:spacing w:after="80"/>
+      </w:pPr>
+      <w:r>
+        <w:rPr>
+          <w:rFonts w:ascii="Calibri" w:cs="Calibri" w:eastAsia="Calibri" w:hAnsi="Calibri"/>
+          <w:sz w:val="22"/>
+          <w:szCs w:val="22"/>
+        </w:rPr>
+        <w:t xml:space="preserve">x⁽⁵⁾ — find the diagonal of F³: entry n is e^{j3(2π/6)n} = e^{jπn} = cos πn + j sin πn = (−1)ⁿ (sin πn = 0). So F³ = diag(1, −1, 1, −1, 1, −1) and x⁽⁵⁾ = F³x = (0·1, 1·(−1), 2·1, 3·(−1), 4·1, 5·(−1)) = (0, −1, 2, −3, 4, −5) ✓.</w:t>
+      </w:r>
+    </w:p>
+    <w:p>
+      <w:pPr>
+        <w:pStyle w:val="ListParagraph"/>
+        <w:numPr>
+          <w:ilvl w:val="0"/>
+          <w:numId w:val="2"/>
+        </w:numPr>
+        <w:spacing w:after="80"/>
+      </w:pPr>
+      <w:r>
+        <w:rPr>
+          <w:rFonts w:ascii="Calibri" w:cs="Calibri" w:eastAsia="Calibri" w:hAnsi="Calibri"/>
+          <w:sz w:val="22"/>
+          <w:szCs w:val="22"/>
+        </w:rPr>
+        <w:t xml:space="preserve">x⁽⁶⁾ = x − F³x entrywise: (0−0, 1−(−1), 2−2, 3−(−3), 4−4, 5−(−5)) = (0, 2, 0, 6, 0, 10) ✓.</w:t>
+      </w:r>
+    </w:p>
+    <w:p>
+      <w:pPr>
+        <w:pStyle w:val="ListParagraph"/>
+        <w:numPr>
+          <w:ilvl w:val="0"/>
+          <w:numId w:val="2"/>
+        </w:numPr>
+        <w:spacing w:after="80"/>
+      </w:pPr>
+      <w:r>
+        <w:rPr>
+          <w:rFonts w:ascii="Calibri" w:cs="Calibri" w:eastAsia="Calibri" w:hAnsi="Calibri"/>
+          <w:sz w:val="22"/>
+          <w:szCs w:val="22"/>
+        </w:rPr>
+        <w:t xml:space="preserve">Same thing as a matrix: I − F³ has diagonal 1 − (−1)ⁿ = (0, 2, 0, 2, 0, 2): it zeroes the even slots and doubles the odd ones.</w:t>
+      </w:r>
+    </w:p>
+    <w:p>
+      <w:pPr>
+        <w:pStyle w:val="ListParagraph"/>
+        <w:numPr>
+          <w:ilvl w:val="0"/>
+          <w:numId w:val="2"/>
+        </w:numPr>
+        <w:spacing w:after="80"/>
+      </w:pPr>
+      <w:r>
+        <w:rPr>
+          <w:rFonts w:ascii="Calibri" w:cs="Calibri" w:eastAsia="Calibri" w:hAnsi="Calibri"/>
+          <w:sz w:val="22"/>
+          <w:szCs w:val="22"/>
+        </w:rPr>
+        <w:t xml:space="preserve">Not x + F³x: that is (0, 0, 4, 0, 8, 0), the opposite choice (this is the mistake the notebook cell originally made).</w:t>
       </w:r>
     </w:p>
     <w:p>
@@ -748,7 +1368,79 @@
           <w:sz w:val="22"/>
           <w:szCs w:val="22"/>
         </w:rPr>
-        <w:t xml:space="preserve">v⁽ᴺ⁻ᵏ⁾ = conj(v⁽ᵏ⁾) because e^{−j2πn} = 1. Column k of VR is v⁽ᴺ⁻ᵏ⁾ ⇒ V* = VR. V is symmetric ⇒ V* = RV. W = V*; RWR = W.</w:t>
+        <w:t xml:space="preserve">Goal: V* = VR = RV. Notation first (now also on the slide): V* conjugates every entry of V (no transpose); Vᵀ swaps rows and columns; e_i is the vector with a 1 in position i and 0 elsewhere (N = 4: e₃ = (0, 0, 0, 1)ᵀ); V e_i = column i of V. W = V* is the analysis (DFT) matrix, X = Wx.</w:t>
+      </w:r>
+    </w:p>
+    <w:p>
+      <w:pPr>
+        <w:pStyle w:val="ListParagraph"/>
+        <w:numPr>
+          <w:ilvl w:val="0"/>
+          <w:numId w:val="2"/>
+        </w:numPr>
+        <w:spacing w:after="80"/>
+      </w:pPr>
+      <w:r>
+        <w:rPr>
+          <w:rFonts w:ascii="Calibri" w:cs="Calibri" w:eastAsia="Calibri" w:hAnsi="Calibri"/>
+          <w:sz w:val="22"/>
+          <w:szCs w:val="22"/>
+        </w:rPr>
+        <w:t xml:space="preserve">Step 1 — columns of V: v⁽ᵏ⁾[n] = e^{j2πkn/N}. Conjugate: e^{−j2πkn/N}. Multiply by 1 = e^{j2πn}: e^{−j2πkn/N} · e^{j2πn} = e^{j2π(N−k)n/N} = v⁽ᴺ⁻ᵏ⁾[n]. So conj(v⁽ᵏ⁾) = v⁽ᴺ⁻ᵏ⁾.</w:t>
+      </w:r>
+    </w:p>
+    <w:p>
+      <w:pPr>
+        <w:pStyle w:val="ListParagraph"/>
+        <w:numPr>
+          <w:ilvl w:val="0"/>
+          <w:numId w:val="2"/>
+        </w:numPr>
+        <w:spacing w:after="80"/>
+      </w:pPr>
+      <w:r>
+        <w:rPr>
+          <w:rFonts w:ascii="Calibri" w:cs="Calibri" w:eastAsia="Calibri" w:hAnsi="Calibri"/>
+          <w:sz w:val="22"/>
+          <w:szCs w:val="22"/>
+        </w:rPr>
+        <w:t xml:space="preserve">Step 2 — why that is VR. Column k of R is e_{N−k} (R[n,k] = 1 when n = N−k; N = 4, k = 1: column 1 of R = (0, 0, 0, 1)ᵀ = e₃). Column k of VR is V times column k of R = V e_{N−k} = column N−k of V = v⁽ᴺ⁻ᵏ⁾ = conj(v⁽ᵏ⁾). All columns agree, so V* = VR.</w:t>
+      </w:r>
+    </w:p>
+    <w:p>
+      <w:pPr>
+        <w:pStyle w:val="ListParagraph"/>
+        <w:numPr>
+          <w:ilvl w:val="0"/>
+          <w:numId w:val="2"/>
+        </w:numPr>
+        <w:spacing w:after="80"/>
+      </w:pPr>
+      <w:r>
+        <w:rPr>
+          <w:rFonts w:ascii="Calibri" w:cs="Calibri" w:eastAsia="Calibri" w:hAnsi="Calibri"/>
+          <w:sz w:val="22"/>
+          <w:szCs w:val="22"/>
+        </w:rPr>
+        <w:t xml:space="preserve">Step 3 — why that is also RV. V[n,k] = e^{j2πnk/N} depends only on the product nk, so V is symmetric: Vᵀ = V. Same for V*. Take the transpose of V* = VR: V* = (V*)ᵀ = (VR)ᵀ = RᵀVᵀ = RV (using Rᵀ = R and Vᵀ = V).</w:t>
+      </w:r>
+    </w:p>
+    <w:p>
+      <w:pPr>
+        <w:pStyle w:val="ListParagraph"/>
+        <w:numPr>
+          <w:ilvl w:val="0"/>
+          <w:numId w:val="2"/>
+        </w:numPr>
+        <w:spacing w:after="80"/>
+      </w:pPr>
+      <w:r>
+        <w:rPr>
+          <w:rFonts w:ascii="Calibri" w:cs="Calibri" w:eastAsia="Calibri" w:hAnsi="Calibri"/>
+          <w:sz w:val="22"/>
+          <w:szCs w:val="22"/>
+        </w:rPr>
+        <w:t xml:space="preserve">Step 4 — consequences: W = V* = VR = RV and V = WR = RW (multiply on the right of W = VR by R: WR = VR² = V). Also RVR = R(RV) = V and RWR = W.</w:t>
       </w:r>
     </w:p>
     <w:p>
@@ -796,7 +1488,79 @@
           <w:sz w:val="22"/>
           <w:szCs w:val="22"/>
         </w:rPr>
-        <w:t xml:space="preserve">V[n,k] = jⁿᵏ. V rows: (1,1,1,1), (1,j,−1,−j), (1,−1,1,−1), (1,−j,−1,j). V*, VR (swap columns 1,3) and RV (swap rows 1,3) all equal (1,1,1,1), (1,−j,−1,j), (1,−1,1,−1), (1,j,−1,−j).</w:t>
+        <w:t xml:space="preserve">Goal: confirm V* = VR = RV for N = 4, entry by entry. e^{j2π/4} = cos 90° + j sin 90° = j, so V[n,k] = j^{nk}. Powers: j⁰ = 1, j¹ = j, j² = −1, j³ = −j, j⁴ = 1, j⁶ = j² = −1, j⁹ = j (reduce the exponent mod 4).</w:t>
+      </w:r>
+    </w:p>
+    <w:p>
+      <w:pPr>
+        <w:pStyle w:val="ListParagraph"/>
+        <w:numPr>
+          <w:ilvl w:val="0"/>
+          <w:numId w:val="2"/>
+        </w:numPr>
+        <w:spacing w:after="80"/>
+      </w:pPr>
+      <w:r>
+        <w:rPr>
+          <w:rFonts w:ascii="Calibri" w:cs="Calibri" w:eastAsia="Calibri" w:hAnsi="Calibri"/>
+          <w:sz w:val="22"/>
+          <w:szCs w:val="22"/>
+        </w:rPr>
+        <w:t xml:space="preserve">Step 1 — build V row by row (row n, entries j^{nk}, k = 0…3): row 0: 1, 1, 1, 1. Row 1: 1, j, j², j³ = 1, j, −1, −j. Row 2: j⁰, j², j⁴, j⁶ = 1, −1, 1, −1. Row 3: j⁰, j³, j⁶, j⁹ = 1, −j, −1, j.</w:t>
+      </w:r>
+    </w:p>
+    <w:p>
+      <w:pPr>
+        <w:pStyle w:val="ListParagraph"/>
+        <w:numPr>
+          <w:ilvl w:val="0"/>
+          <w:numId w:val="2"/>
+        </w:numPr>
+        <w:spacing w:after="80"/>
+      </w:pPr>
+      <w:r>
+        <w:rPr>
+          <w:rFonts w:ascii="Calibri" w:cs="Calibri" w:eastAsia="Calibri" w:hAnsi="Calibri"/>
+          <w:sz w:val="22"/>
+          <w:szCs w:val="22"/>
+        </w:rPr>
+        <w:t xml:space="preserve">Step 2 — V*: conjugate each entry (j ↔ −j): row 1: 1, −j, −1, j; row 2: 1, −1, 1, −1; row 3: 1, j, −1, −j; row 0 unchanged.</w:t>
+      </w:r>
+    </w:p>
+    <w:p>
+      <w:pPr>
+        <w:pStyle w:val="ListParagraph"/>
+        <w:numPr>
+          <w:ilvl w:val="0"/>
+          <w:numId w:val="2"/>
+        </w:numPr>
+        <w:spacing w:after="80"/>
+      </w:pPr>
+      <w:r>
+        <w:rPr>
+          <w:rFonts w:ascii="Calibri" w:cs="Calibri" w:eastAsia="Calibri" w:hAnsi="Calibri"/>
+          <w:sz w:val="22"/>
+          <w:szCs w:val="22"/>
+        </w:rPr>
+        <w:t xml:space="preserve">Step 3 — VR: R reorders the columns as 0, 3, 2, 1. Take V's columns in that order. Column 0 = (1,1,1,1); column 3 of V = (1, −j, −1, j); column 2 = (1, −1, 1, −1); column 1 = (1, j, −1, −j). Rows of VR: (1,1,1,1), (1,−j,−1,j), (1,−1,1,−1), (1,j,−1,−j) = V* ✓.</w:t>
+      </w:r>
+    </w:p>
+    <w:p>
+      <w:pPr>
+        <w:pStyle w:val="ListParagraph"/>
+        <w:numPr>
+          <w:ilvl w:val="0"/>
+          <w:numId w:val="2"/>
+        </w:numPr>
+        <w:spacing w:after="80"/>
+      </w:pPr>
+      <w:r>
+        <w:rPr>
+          <w:rFonts w:ascii="Calibri" w:cs="Calibri" w:eastAsia="Calibri" w:hAnsi="Calibri"/>
+          <w:sz w:val="22"/>
+          <w:szCs w:val="22"/>
+        </w:rPr>
+        <w:t xml:space="preserve">Step 4 — RV: R reorders the rows as 0, 3, 2, 1. Row 0 of V, then row 3 (1, −j, −1, j), then row 2 (1, −1, 1, −1), then row 1 (1, j, −1, −j). Same four rows = V* ✓. All three agree: V* = VR = RV, hence W = VR = RV.</w:t>
       </w:r>
     </w:p>
     <w:p>
@@ -844,7 +1608,43 @@
           <w:sz w:val="22"/>
           <w:szCs w:val="22"/>
         </w:rPr>
-        <w:t xml:space="preserve">N = 8 heat maps of Re V and Im V. Paired columns (1,7), (2,6), (3,5) have identical colours in Re V (cosine even) and opposite colours in Im V (sine odd). Columns 0 and 4 are real.</w:t>
+        <w:t xml:space="preserve">N = 8: heat maps of Re V and Im V, V[n,k] = e^{j2πnk/8}. Paired columns share an outline colour: (1,7) orange, (2,6) green, (3,5) purple.</w:t>
+      </w:r>
+    </w:p>
+    <w:p>
+      <w:pPr>
+        <w:pStyle w:val="ListParagraph"/>
+        <w:numPr>
+          <w:ilvl w:val="0"/>
+          <w:numId w:val="2"/>
+        </w:numPr>
+        <w:spacing w:after="80"/>
+      </w:pPr>
+      <w:r>
+        <w:rPr>
+          <w:rFonts w:ascii="Calibri" w:cs="Calibri" w:eastAsia="Calibri" w:hAnsi="Calibri"/>
+          <w:sz w:val="22"/>
+          <w:szCs w:val="22"/>
+        </w:rPr>
+        <w:t xml:space="preserve">Numbers to quote for columns 1 and 7: v⁽¹⁾[n] = e^{j45°n} = (1, 0.707+0.707j, j, −0.707+0.707j, −1, …) and v⁽⁷⁾[n] = e^{−j45°n} = (1, 0.707−0.707j, −j, −0.707−0.707j, −1, …). Real parts equal (cosine is even), imaginary parts opposite (sine is odd): v⁽⁷⁾ = conj(v⁽¹⁾).</w:t>
+      </w:r>
+    </w:p>
+    <w:p>
+      <w:pPr>
+        <w:pStyle w:val="ListParagraph"/>
+        <w:numPr>
+          <w:ilvl w:val="0"/>
+          <w:numId w:val="2"/>
+        </w:numPr>
+        <w:spacing w:after="80"/>
+      </w:pPr>
+      <w:r>
+        <w:rPr>
+          <w:rFonts w:ascii="Calibri" w:cs="Calibri" w:eastAsia="Calibri" w:hAnsi="Calibri"/>
+          <w:sz w:val="22"/>
+          <w:szCs w:val="22"/>
+        </w:rPr>
+        <w:t xml:space="preserve">Columns 0 (all ones) and 4 (alternating ±1) are real: they pair with themselves.</w:t>
       </w:r>
     </w:p>
     <w:p>
@@ -892,7 +1692,115 @@
           <w:sz w:val="22"/>
           <w:szCs w:val="22"/>
         </w:rPr>
-        <w:t xml:space="preserve">x* ↔ RX*. Proof: V* = RV ⇒ W = RW*, so Wx* = RW*x* = R(Wx)* = RX*.</w:t>
+        <w:t xml:space="preserve">Statement (DFT 3): if y = x* (conjugate every sample) then Y = RX*, i.e. Y[k] = conj(X[(−k) mod N]). Here X = Wx is the DFT of x and Y that of y. (RX* means: conjugate X first, then apply R.)</w:t>
+      </w:r>
+    </w:p>
+    <w:p>
+      <w:pPr>
+        <w:pStyle w:val="ListParagraph"/>
+        <w:numPr>
+          <w:ilvl w:val="0"/>
+          <w:numId w:val="2"/>
+        </w:numPr>
+        <w:spacing w:after="80"/>
+      </w:pPr>
+      <w:r>
+        <w:rPr>
+          <w:rFonts w:ascii="Calibri" w:cs="Calibri" w:eastAsia="Calibri" w:hAnsi="Calibri"/>
+          <w:sz w:val="22"/>
+          <w:szCs w:val="22"/>
+        </w:rPr>
+        <w:t xml:space="preserve">Step 1 — start from V* = RV (slide 12). Take the conjugate of both sides (R is real): V = RV*. Because W = V*, this reads W* = V = RW.</w:t>
+      </w:r>
+    </w:p>
+    <w:p>
+      <w:pPr>
+        <w:pStyle w:val="ListParagraph"/>
+        <w:numPr>
+          <w:ilvl w:val="0"/>
+          <w:numId w:val="2"/>
+        </w:numPr>
+        <w:spacing w:after="80"/>
+      </w:pPr>
+      <w:r>
+        <w:rPr>
+          <w:rFonts w:ascii="Calibri" w:cs="Calibri" w:eastAsia="Calibri" w:hAnsi="Calibri"/>
+          <w:sz w:val="22"/>
+          <w:szCs w:val="22"/>
+        </w:rPr>
+        <w:t xml:space="preserve">Step 2 — multiply on the left by R and use R² = I: R W* = R R W = W. So W = RW*.</w:t>
+      </w:r>
+    </w:p>
+    <w:p>
+      <w:pPr>
+        <w:pStyle w:val="ListParagraph"/>
+        <w:numPr>
+          <w:ilvl w:val="0"/>
+          <w:numId w:val="2"/>
+        </w:numPr>
+        <w:spacing w:after="80"/>
+      </w:pPr>
+      <w:r>
+        <w:rPr>
+          <w:rFonts w:ascii="Calibri" w:cs="Calibri" w:eastAsia="Calibri" w:hAnsi="Calibri"/>
+          <w:sz w:val="22"/>
+          <w:szCs w:val="22"/>
+        </w:rPr>
+        <w:t xml:space="preserve">Step 3 — transform y: Y = Wy = Wx*.</w:t>
+      </w:r>
+    </w:p>
+    <w:p>
+      <w:pPr>
+        <w:pStyle w:val="ListParagraph"/>
+        <w:numPr>
+          <w:ilvl w:val="0"/>
+          <w:numId w:val="2"/>
+        </w:numPr>
+        <w:spacing w:after="80"/>
+      </w:pPr>
+      <w:r>
+        <w:rPr>
+          <w:rFonts w:ascii="Calibri" w:cs="Calibri" w:eastAsia="Calibri" w:hAnsi="Calibri"/>
+          <w:sz w:val="22"/>
+          <w:szCs w:val="22"/>
+        </w:rPr>
+        <w:t xml:space="preserve">Step 4 — replace W by RW*: Y = RW*x*.</w:t>
+      </w:r>
+    </w:p>
+    <w:p>
+      <w:pPr>
+        <w:pStyle w:val="ListParagraph"/>
+        <w:numPr>
+          <w:ilvl w:val="0"/>
+          <w:numId w:val="2"/>
+        </w:numPr>
+        <w:spacing w:after="80"/>
+      </w:pPr>
+      <w:r>
+        <w:rPr>
+          <w:rFonts w:ascii="Calibri" w:cs="Calibri" w:eastAsia="Calibri" w:hAnsi="Calibri"/>
+          <w:sz w:val="22"/>
+          <w:szCs w:val="22"/>
+        </w:rPr>
+        <w:t xml:space="preserve">Step 5 — conjugation distributes over a product: W*x* = (Wx)* = X*. So Y = RX*. ∎</w:t>
+      </w:r>
+    </w:p>
+    <w:p>
+      <w:pPr>
+        <w:pStyle w:val="ListParagraph"/>
+        <w:numPr>
+          <w:ilvl w:val="0"/>
+          <w:numId w:val="2"/>
+        </w:numPr>
+        <w:spacing w:after="80"/>
+      </w:pPr>
+      <w:r>
+        <w:rPr>
+          <w:rFonts w:ascii="Calibri" w:cs="Calibri" w:eastAsia="Calibri" w:hAnsi="Calibri"/>
+          <w:sz w:val="22"/>
+          <w:szCs w:val="22"/>
+        </w:rPr>
+        <w:t xml:space="preserve">Numeric check on slide 20 (x = (1, j, −2, 2j)): the DFT of x* is (−1−3j, 4, −1+3j, 2) = RX* ✓.</w:t>
       </w:r>
     </w:p>
     <w:p>
@@ -940,25 +1848,79 @@
           <w:sz w:val="22"/>
           <w:szCs w:val="22"/>
         </w:rPr>
-        <w:t xml:space="preserve">Real x: X = RX* is DFT 2. Imaginary x (x* = −x): X = −RX*, X[N−k] = −conj X[k], X[0] imaginary.</w:t>
-      </w:r>
-    </w:p>
-    <w:p>
-      <w:pPr>
-        <w:pStyle w:val="ListParagraph"/>
-        <w:numPr>
-          <w:ilvl w:val="0"/>
-          <w:numId w:val="2"/>
-        </w:numPr>
-        <w:spacing w:after="80"/>
-      </w:pPr>
-      <w:r>
-        <w:rPr>
-          <w:rFonts w:ascii="Calibri" w:cs="Calibri" w:eastAsia="Calibri" w:hAnsi="Calibri"/>
-          <w:sz w:val="22"/>
-          <w:szCs w:val="22"/>
-        </w:rPr>
-        <w:t xml:space="preserve">Check: x = j(1,2,3,4) ⇒ X = (10j, −2−2j, −2j, 2−2j); X[3] = 2−2j = −conj(X[1]) ✓.</w:t>
+        <w:t xml:space="preserve">Case 1, x real (x* = x). DFT 3 gives X = RX*, i.e. X[N−k] = conj(X[k]). (RX*)[k] = conj(X[(−k) mod N]), with (−k) mod N = N − k for k ≠ 0. This is the symmetry of Lecture 13, now derived from a matrix identity.</w:t>
+      </w:r>
+    </w:p>
+    <w:p>
+      <w:pPr>
+        <w:pStyle w:val="ListParagraph"/>
+        <w:numPr>
+          <w:ilvl w:val="0"/>
+          <w:numId w:val="2"/>
+        </w:numPr>
+        <w:spacing w:after="80"/>
+      </w:pPr>
+      <w:r>
+        <w:rPr>
+          <w:rFonts w:ascii="Calibri" w:cs="Calibri" w:eastAsia="Calibri" w:hAnsi="Calibri"/>
+          <w:sz w:val="22"/>
+          <w:szCs w:val="22"/>
+        </w:rPr>
+        <w:t xml:space="preserve">Case 2, x purely imaginary (x* = −x). DFT 3 applied to y = x*= −x: by linearity the DFT of −x is −X, so −X = RX*, i.e. X = −RX*, X[N−k] = −conj(X[k]). At k = 0 the partner is 0 itself: X[0] = −conj(X[0]), so Re X[0] = 0: X[0] is purely imaginary. Same for k = N/2.</w:t>
+      </w:r>
+    </w:p>
+    <w:p>
+      <w:pPr>
+        <w:pStyle w:val="ListParagraph"/>
+        <w:numPr>
+          <w:ilvl w:val="0"/>
+          <w:numId w:val="2"/>
+        </w:numPr>
+        <w:spacing w:after="80"/>
+      </w:pPr>
+      <w:r>
+        <w:rPr>
+          <w:rFonts w:ascii="Calibri" w:cs="Calibri" w:eastAsia="Calibri" w:hAnsi="Calibri"/>
+          <w:sz w:val="22"/>
+          <w:szCs w:val="22"/>
+        </w:rPr>
+        <w:t xml:space="preserve">Numeric check N = 4, x = j(1, 2, 3, 4). Known: (1, 2, 3, 4) ↔ (10, −2+2j, −2, −2−2j). Linearity (multiply by j): X = (10j, j(−2+2j), −2j, j(−2−2j)).</w:t>
+      </w:r>
+    </w:p>
+    <w:p>
+      <w:pPr>
+        <w:pStyle w:val="ListParagraph"/>
+        <w:numPr>
+          <w:ilvl w:val="0"/>
+          <w:numId w:val="2"/>
+        </w:numPr>
+        <w:spacing w:after="80"/>
+      </w:pPr>
+      <w:r>
+        <w:rPr>
+          <w:rFonts w:ascii="Calibri" w:cs="Calibri" w:eastAsia="Calibri" w:hAnsi="Calibri"/>
+          <w:sz w:val="22"/>
+          <w:szCs w:val="22"/>
+        </w:rPr>
+        <w:t xml:space="preserve">Expand: j(−2 + 2j) = −2j + 2j² = −2 − 2j; j(−2 − 2j) = −2j − 2j² = 2 − 2j. So X = (10j, −2−2j, −2j, 2−2j).</w:t>
+      </w:r>
+    </w:p>
+    <w:p>
+      <w:pPr>
+        <w:pStyle w:val="ListParagraph"/>
+        <w:numPr>
+          <w:ilvl w:val="0"/>
+          <w:numId w:val="2"/>
+        </w:numPr>
+        <w:spacing w:after="80"/>
+      </w:pPr>
+      <w:r>
+        <w:rPr>
+          <w:rFonts w:ascii="Calibri" w:cs="Calibri" w:eastAsia="Calibri" w:hAnsi="Calibri"/>
+          <w:sz w:val="22"/>
+          <w:szCs w:val="22"/>
+        </w:rPr>
+        <w:t xml:space="preserve">Test the rule at k = 3: X[3] = 2 − 2j. −conj(X[1]) = −conj(−2 − 2j) = −(−2 + 2j) = 2 − 2j ✓. X[0] = 10j and X[2] = −2j are purely imaginary ✓.</w:t>
       </w:r>
     </w:p>
     <w:p>
@@ -1006,7 +1968,97 @@
           <w:sz w:val="22"/>
           <w:szCs w:val="22"/>
         </w:rPr>
-        <w:t xml:space="preserve">Rx ↔ RX. WR = RW gives Y = WRx = RWx = RX. No conjugates.</w:t>
+        <w:t xml:space="preserve">Statement (DFT 4): y = Rx ⇒ Y = RX. Reverse in time ⇔ reverse in frequency. No conjugates.</w:t>
+      </w:r>
+    </w:p>
+    <w:p>
+      <w:pPr>
+        <w:pStyle w:val="ListParagraph"/>
+        <w:numPr>
+          <w:ilvl w:val="0"/>
+          <w:numId w:val="2"/>
+        </w:numPr>
+        <w:spacing w:after="80"/>
+      </w:pPr>
+      <w:r>
+        <w:rPr>
+          <w:rFonts w:ascii="Calibri" w:cs="Calibri" w:eastAsia="Calibri" w:hAnsi="Calibri"/>
+          <w:sz w:val="22"/>
+          <w:szCs w:val="22"/>
+        </w:rPr>
+        <w:t xml:space="preserve">Step 1 — the fact needed: W = V*, and from slide 12 V = WR = RW. In particular WR = RW (they commute).</w:t>
+      </w:r>
+    </w:p>
+    <w:p>
+      <w:pPr>
+        <w:pStyle w:val="ListParagraph"/>
+        <w:numPr>
+          <w:ilvl w:val="0"/>
+          <w:numId w:val="2"/>
+        </w:numPr>
+        <w:spacing w:after="80"/>
+      </w:pPr>
+      <w:r>
+        <w:rPr>
+          <w:rFonts w:ascii="Calibri" w:cs="Calibri" w:eastAsia="Calibri" w:hAnsi="Calibri"/>
+          <w:sz w:val="22"/>
+          <w:szCs w:val="22"/>
+        </w:rPr>
+        <w:t xml:space="preserve">Step 2 — transform y = Rx: Y = Wy = W R x.</w:t>
+      </w:r>
+    </w:p>
+    <w:p>
+      <w:pPr>
+        <w:pStyle w:val="ListParagraph"/>
+        <w:numPr>
+          <w:ilvl w:val="0"/>
+          <w:numId w:val="2"/>
+        </w:numPr>
+        <w:spacing w:after="80"/>
+      </w:pPr>
+      <w:r>
+        <w:rPr>
+          <w:rFonts w:ascii="Calibri" w:cs="Calibri" w:eastAsia="Calibri" w:hAnsi="Calibri"/>
+          <w:sz w:val="22"/>
+          <w:szCs w:val="22"/>
+        </w:rPr>
+        <w:t xml:space="preserve">Step 3 — swap W and R using Step 1: WRx = RWx.</w:t>
+      </w:r>
+    </w:p>
+    <w:p>
+      <w:pPr>
+        <w:pStyle w:val="ListParagraph"/>
+        <w:numPr>
+          <w:ilvl w:val="0"/>
+          <w:numId w:val="2"/>
+        </w:numPr>
+        <w:spacing w:after="80"/>
+      </w:pPr>
+      <w:r>
+        <w:rPr>
+          <w:rFonts w:ascii="Calibri" w:cs="Calibri" w:eastAsia="Calibri" w:hAnsi="Calibri"/>
+          <w:sz w:val="22"/>
+          <w:szCs w:val="22"/>
+        </w:rPr>
+        <w:t xml:space="preserve">Step 4 — recognise X = Wx: Y = R X. ∎</w:t>
+      </w:r>
+    </w:p>
+    <w:p>
+      <w:pPr>
+        <w:pStyle w:val="ListParagraph"/>
+        <w:numPr>
+          <w:ilvl w:val="0"/>
+          <w:numId w:val="2"/>
+        </w:numPr>
+        <w:spacing w:after="80"/>
+      </w:pPr>
+      <w:r>
+        <w:rPr>
+          <w:rFonts w:ascii="Calibri" w:cs="Calibri" w:eastAsia="Calibri" w:hAnsi="Calibri"/>
+          <w:sz w:val="22"/>
+          <w:szCs w:val="22"/>
+        </w:rPr>
+        <w:t xml:space="preserve">Check, N = 4, s = (1, 2, 3, 4): Rs = (1, 4, 3, 2), and on slide 24 the DFT of Rs is (10, −2−2j, −2, −2+2j) = (S[0], S[3], S[2], S[1]) = RS ✓.</w:t>
       </w:r>
     </w:p>
     <w:p>
@@ -1054,7 +2106,43 @@
           <w:sz w:val="22"/>
           <w:szCs w:val="22"/>
         </w:rPr>
-        <w:t xml:space="preserve">Notebook check, random complex x, N = 6, seed 7. Blue (fft) and red (property) bars coincide in every bin for both properties.</w:t>
+        <w:t xml:space="preserve">Data: random complex x with N = 6 (seed 7 in the notebook). Top row: bars of the DFT of x* (blue) against RX* (red). Bottom row: DFT of Rx (blue) against RX (red).</w:t>
+      </w:r>
+    </w:p>
+    <w:p>
+      <w:pPr>
+        <w:pStyle w:val="ListParagraph"/>
+        <w:numPr>
+          <w:ilvl w:val="0"/>
+          <w:numId w:val="2"/>
+        </w:numPr>
+        <w:spacing w:after="80"/>
+      </w:pPr>
+      <w:r>
+        <w:rPr>
+          <w:rFonts w:ascii="Calibri" w:cs="Calibri" w:eastAsia="Calibri" w:hAnsi="Calibri"/>
+          <w:sz w:val="22"/>
+          <w:szCs w:val="22"/>
+        </w:rPr>
+        <w:t xml:space="preserve">Quote two bins from the notebook: bin 0 of fft(x*) = 0.878 + 0.934j = (RX*)[0] = conj(X[0]); bin 0 of fft(Rx) = 0.878 − 0.934j = X[0] = (RX)[0]. For bin 0, R does nothing, so the two properties differ only by the conjugation of X[0].</w:t>
+      </w:r>
+    </w:p>
+    <w:p>
+      <w:pPr>
+        <w:pStyle w:val="ListParagraph"/>
+        <w:numPr>
+          <w:ilvl w:val="0"/>
+          <w:numId w:val="2"/>
+        </w:numPr>
+        <w:spacing w:after="80"/>
+      </w:pPr>
+      <w:r>
+        <w:rPr>
+          <w:rFonts w:ascii="Calibri" w:cs="Calibri" w:eastAsia="Calibri" w:hAnsi="Calibri"/>
+          <w:sz w:val="22"/>
+          <w:szCs w:val="22"/>
+        </w:rPr>
+        <w:t xml:space="preserve">Bins 1…5 follow the same pattern: bottom = conj(top) because RX = conj(RX*) entry by entry. In the figure: each blue/red pair has the same height; the bottom imaginary parts are the negatives of the top ones.</w:t>
       </w:r>
     </w:p>
     <w:p>
@@ -1102,7 +2190,97 @@
           <w:sz w:val="22"/>
           <w:szCs w:val="22"/>
         </w:rPr>
-        <w:t xml:space="preserve">x = (1, j, −2, 2j) ↔ X = (−1+3j, 2, −1−3j, 4): X[1] = 1 + j(−j) + (−2)(−1) + 2j(j) = 2, X[3] = 1 + j(j) + (−2)(−1) + 2j(−j) = 4.</w:t>
+        <w:t xml:space="preserve">Given: N = 4, x = (1, j, −2, 2j)ᵀ ↔ X = (−1+3j, 2, −1−3j, 4)ᵀ. Verify X first; it is used twice.</w:t>
+      </w:r>
+    </w:p>
+    <w:p>
+      <w:pPr>
+        <w:pStyle w:val="ListParagraph"/>
+        <w:numPr>
+          <w:ilvl w:val="0"/>
+          <w:numId w:val="2"/>
+        </w:numPr>
+        <w:spacing w:after="80"/>
+      </w:pPr>
+      <w:r>
+        <w:rPr>
+          <w:rFonts w:ascii="Calibri" w:cs="Calibri" w:eastAsia="Calibri" w:hAnsi="Calibri"/>
+          <w:sz w:val="22"/>
+          <w:szCs w:val="22"/>
+        </w:rPr>
+        <w:t xml:space="preserve">Setup: e^{−j2π/4} = cos 90° − j sin 90° = −j, so X[k] = Σ_n x[n](−j)^{kn}. Powers of −j: (−j)⁰ = 1, (−j)¹ = −j, (−j)² = −1, (−j)³ = j.</w:t>
+      </w:r>
+    </w:p>
+    <w:p>
+      <w:pPr>
+        <w:pStyle w:val="ListParagraph"/>
+        <w:numPr>
+          <w:ilvl w:val="0"/>
+          <w:numId w:val="2"/>
+        </w:numPr>
+        <w:spacing w:after="80"/>
+      </w:pPr>
+      <w:r>
+        <w:rPr>
+          <w:rFonts w:ascii="Calibri" w:cs="Calibri" w:eastAsia="Calibri" w:hAnsi="Calibri"/>
+          <w:sz w:val="22"/>
+          <w:szCs w:val="22"/>
+        </w:rPr>
+        <w:t xml:space="preserve">X[0] (factors 1, 1, 1, 1): 1 + j − 2 + 2j = −1 + 3j.</w:t>
+      </w:r>
+    </w:p>
+    <w:p>
+      <w:pPr>
+        <w:pStyle w:val="ListParagraph"/>
+        <w:numPr>
+          <w:ilvl w:val="0"/>
+          <w:numId w:val="2"/>
+        </w:numPr>
+        <w:spacing w:after="80"/>
+      </w:pPr>
+      <w:r>
+        <w:rPr>
+          <w:rFonts w:ascii="Calibri" w:cs="Calibri" w:eastAsia="Calibri" w:hAnsi="Calibri"/>
+          <w:sz w:val="22"/>
+          <w:szCs w:val="22"/>
+        </w:rPr>
+        <w:t xml:space="preserve">X[1] (factors 1, −j, −1, j): 1 + j(−j) + (−2)(−1) + 2j(j) = 1 + 1 + 2 − 2 = 2. (j·(−j) = −j² = 1; 2j·j = 2j² = −2.)</w:t>
+      </w:r>
+    </w:p>
+    <w:p>
+      <w:pPr>
+        <w:pStyle w:val="ListParagraph"/>
+        <w:numPr>
+          <w:ilvl w:val="0"/>
+          <w:numId w:val="2"/>
+        </w:numPr>
+        <w:spacing w:after="80"/>
+      </w:pPr>
+      <w:r>
+        <w:rPr>
+          <w:rFonts w:ascii="Calibri" w:cs="Calibri" w:eastAsia="Calibri" w:hAnsi="Calibri"/>
+          <w:sz w:val="22"/>
+          <w:szCs w:val="22"/>
+        </w:rPr>
+        <w:t xml:space="preserve">X[2] (factors 1, −1, 1, −1): 1 + j(−1) + (−2)(1) + 2j(−1) = 1 − j − 2 − 2j = −1 − 3j.</w:t>
+      </w:r>
+    </w:p>
+    <w:p>
+      <w:pPr>
+        <w:pStyle w:val="ListParagraph"/>
+        <w:numPr>
+          <w:ilvl w:val="0"/>
+          <w:numId w:val="2"/>
+        </w:numPr>
+        <w:spacing w:after="80"/>
+      </w:pPr>
+      <w:r>
+        <w:rPr>
+          <w:rFonts w:ascii="Calibri" w:cs="Calibri" w:eastAsia="Calibri" w:hAnsi="Calibri"/>
+          <w:sz w:val="22"/>
+          <w:szCs w:val="22"/>
+        </w:rPr>
+        <w:t xml:space="preserve">X[3] (factors 1, j, −1, −j): 1 + j(j) + (−2)(−1) + 2j(−j) = 1 − 1 + 2 + 2 = 4. (j·j = −1; 2j(−j) = −2j² = 2.) So X = (−1+3j, 2, −1−3j, 4) ✓.</w:t>
       </w:r>
     </w:p>
     <w:p>
@@ -1150,7 +2328,115 @@
           <w:sz w:val="22"/>
           <w:szCs w:val="22"/>
         </w:rPr>
-        <w:t xml:space="preserve">x* = (1,−j,−2,−2j) ↔ RX* = (−1−3j, 4, −1+3j, 2); check bin 1 = 4. Rx = (1,2j,−2,j) ↔ RX = (−1+3j, 4, −1−3j, 2); check bin 1 = 4. Matches the notebook output.</w:t>
+        <w:t xml:space="preserve">DFT 3 part. Step 1 — conjugate the signal: x* = (1, −j, −2, −2j).</w:t>
+      </w:r>
+    </w:p>
+    <w:p>
+      <w:pPr>
+        <w:pStyle w:val="ListParagraph"/>
+        <w:numPr>
+          <w:ilvl w:val="0"/>
+          <w:numId w:val="2"/>
+        </w:numPr>
+        <w:spacing w:after="80"/>
+      </w:pPr>
+      <w:r>
+        <w:rPr>
+          <w:rFonts w:ascii="Calibri" w:cs="Calibri" w:eastAsia="Calibri" w:hAnsi="Calibri"/>
+          <w:sz w:val="22"/>
+          <w:szCs w:val="22"/>
+        </w:rPr>
+        <w:t xml:space="preserve">Step 2 — conjugate the spectrum: X* = (−1−3j, 2, −1+3j, 4).</w:t>
+      </w:r>
+    </w:p>
+    <w:p>
+      <w:pPr>
+        <w:pStyle w:val="ListParagraph"/>
+        <w:numPr>
+          <w:ilvl w:val="0"/>
+          <w:numId w:val="2"/>
+        </w:numPr>
+        <w:spacing w:after="80"/>
+      </w:pPr>
+      <w:r>
+        <w:rPr>
+          <w:rFonts w:ascii="Calibri" w:cs="Calibri" w:eastAsia="Calibri" w:hAnsi="Calibri"/>
+          <w:sz w:val="22"/>
+          <w:szCs w:val="22"/>
+        </w:rPr>
+        <w:t xml:space="preserve">Step 3 — apply R (keep entry 0, swap entries 1 and 3): Y = RX* = (X*[0], X*[3], X*[2], X*[1]) = (−1−3j, 4, −1+3j, 2).</w:t>
+      </w:r>
+    </w:p>
+    <w:p>
+      <w:pPr>
+        <w:pStyle w:val="ListParagraph"/>
+        <w:numPr>
+          <w:ilvl w:val="0"/>
+          <w:numId w:val="2"/>
+        </w:numPr>
+        <w:spacing w:after="80"/>
+      </w:pPr>
+      <w:r>
+        <w:rPr>
+          <w:rFonts w:ascii="Calibri" w:cs="Calibri" w:eastAsia="Calibri" w:hAnsi="Calibri"/>
+          <w:sz w:val="22"/>
+          <w:szCs w:val="22"/>
+        </w:rPr>
+        <w:t xml:space="preserve">Check bin 1 directly: Y[1] = Σ x*[n](−j)ⁿ = 1 + (−j)(−j) + (−2)(−1) + (−2j)(j) = 1 + j² + 2 − 2j² = 1 − 1 + 2 + 2 = 4 ✓ ((−j)(−j) = j² = −1; (−2j)(j) = −2j² = +2).</w:t>
+      </w:r>
+    </w:p>
+    <w:p>
+      <w:pPr>
+        <w:pStyle w:val="ListParagraph"/>
+        <w:numPr>
+          <w:ilvl w:val="0"/>
+          <w:numId w:val="2"/>
+        </w:numPr>
+        <w:spacing w:after="80"/>
+      </w:pPr>
+      <w:r>
+        <w:rPr>
+          <w:rFonts w:ascii="Calibri" w:cs="Calibri" w:eastAsia="Calibri" w:hAnsi="Calibri"/>
+          <w:sz w:val="22"/>
+          <w:szCs w:val="22"/>
+        </w:rPr>
+        <w:t xml:space="preserve">DFT 4 part. Step 1 — reverse the signal: Rx = (x[0], x[3], x[2], x[1]) = (1, 2j, −2, j).</w:t>
+      </w:r>
+    </w:p>
+    <w:p>
+      <w:pPr>
+        <w:pStyle w:val="ListParagraph"/>
+        <w:numPr>
+          <w:ilvl w:val="0"/>
+          <w:numId w:val="2"/>
+        </w:numPr>
+        <w:spacing w:after="80"/>
+      </w:pPr>
+      <w:r>
+        <w:rPr>
+          <w:rFonts w:ascii="Calibri" w:cs="Calibri" w:eastAsia="Calibri" w:hAnsi="Calibri"/>
+          <w:sz w:val="22"/>
+          <w:szCs w:val="22"/>
+        </w:rPr>
+        <w:t xml:space="preserve">Step 2 — reverse the spectrum: Y = RX = (X[0], X[3], X[2], X[1]) = (−1+3j, 4, −1−3j, 2).</w:t>
+      </w:r>
+    </w:p>
+    <w:p>
+      <w:pPr>
+        <w:pStyle w:val="ListParagraph"/>
+        <w:numPr>
+          <w:ilvl w:val="0"/>
+          <w:numId w:val="2"/>
+        </w:numPr>
+        <w:spacing w:after="80"/>
+      </w:pPr>
+      <w:r>
+        <w:rPr>
+          <w:rFonts w:ascii="Calibri" w:cs="Calibri" w:eastAsia="Calibri" w:hAnsi="Calibri"/>
+          <w:sz w:val="22"/>
+          <w:szCs w:val="22"/>
+        </w:rPr>
+        <w:t xml:space="preserve">Check bin 1 directly: Y[1] = 1 + (2j)(−j) + (−2)(−1) + (j)(j) = 1 + 2 + 2 − 1 = 4 ✓ ((2j)(−j) = −2j² = 2; j·j = −1). Matches the notebook (fft(x*), fft(Rx) print exactly these vectors).</w:t>
       </w:r>
     </w:p>
     <w:p>
@@ -1198,7 +2484,115 @@
           <w:sz w:val="22"/>
           <w:szCs w:val="22"/>
         </w:rPr>
-        <w:t xml:space="preserve">For real x, RX = X*, so x_e = (x+Rx)/2 ↔ Re X and x_o ↔ j Im X. N = 4: x = (1,2,3,4): x_e = (1,3,3,3) ↔ (10,−2,−2,−2); x_o = (0,−1,0,1), bin 1 = 2j.</w:t>
+        <w:t xml:space="preserve">Definitions: x_e = (x + Rx)/2 is the even part (x_e = Rx_e: mirror-symmetric about index 0); x_o = (x − Rx)/2 is the odd part (Rx_o = −x_o). x = x_e + x_o.</w:t>
+      </w:r>
+    </w:p>
+    <w:p>
+      <w:pPr>
+        <w:pStyle w:val="ListParagraph"/>
+        <w:numPr>
+          <w:ilvl w:val="0"/>
+          <w:numId w:val="2"/>
+        </w:numPr>
+        <w:spacing w:after="80"/>
+      </w:pPr>
+      <w:r>
+        <w:rPr>
+          <w:rFonts w:ascii="Calibri" w:cs="Calibri" w:eastAsia="Calibri" w:hAnsi="Calibri"/>
+          <w:sz w:val="22"/>
+          <w:szCs w:val="22"/>
+        </w:rPr>
+        <w:t xml:space="preserve">Step 1 — for real x, DFT 2 says X = RX*; apply R to both sides (R² = I): RX = X*. By DFT 4 and linearity: x_e ↔ (X + RX)/2 = (X + X*)/2 = Re X.</w:t>
+      </w:r>
+    </w:p>
+    <w:p>
+      <w:pPr>
+        <w:pStyle w:val="ListParagraph"/>
+        <w:numPr>
+          <w:ilvl w:val="0"/>
+          <w:numId w:val="2"/>
+        </w:numPr>
+        <w:spacing w:after="80"/>
+      </w:pPr>
+      <w:r>
+        <w:rPr>
+          <w:rFonts w:ascii="Calibri" w:cs="Calibri" w:eastAsia="Calibri" w:hAnsi="Calibri"/>
+          <w:sz w:val="22"/>
+          <w:szCs w:val="22"/>
+        </w:rPr>
+        <w:t xml:space="preserve">Step 2 — likewise x_o ↔ (X − RX)/2 = (X − X*)/2 = j Im X (since z − z* = 2j Im z).</w:t>
+      </w:r>
+    </w:p>
+    <w:p>
+      <w:pPr>
+        <w:pStyle w:val="ListParagraph"/>
+        <w:numPr>
+          <w:ilvl w:val="0"/>
+          <w:numId w:val="2"/>
+        </w:numPr>
+        <w:spacing w:after="80"/>
+      </w:pPr>
+      <w:r>
+        <w:rPr>
+          <w:rFonts w:ascii="Calibri" w:cs="Calibri" w:eastAsia="Calibri" w:hAnsi="Calibri"/>
+          <w:sz w:val="22"/>
+          <w:szCs w:val="22"/>
+        </w:rPr>
+        <w:t xml:space="preserve">Numbers N = 4: x = (1, 2, 3, 4), X = (10, −2+2j, −2, −2−2j), Rx = (1, 4, 3, 2).</w:t>
+      </w:r>
+    </w:p>
+    <w:p>
+      <w:pPr>
+        <w:pStyle w:val="ListParagraph"/>
+        <w:numPr>
+          <w:ilvl w:val="0"/>
+          <w:numId w:val="2"/>
+        </w:numPr>
+        <w:spacing w:after="80"/>
+      </w:pPr>
+      <w:r>
+        <w:rPr>
+          <w:rFonts w:ascii="Calibri" w:cs="Calibri" w:eastAsia="Calibri" w:hAnsi="Calibri"/>
+          <w:sz w:val="22"/>
+          <w:szCs w:val="22"/>
+        </w:rPr>
+        <w:t xml:space="preserve">x + Rx = (2, 6, 6, 6), so x_e = (1, 3, 3, 3). x − Rx = (0, −2, 0, 2), so x_o = (0, −1, 0, 1).</w:t>
+      </w:r>
+    </w:p>
+    <w:p>
+      <w:pPr>
+        <w:pStyle w:val="ListParagraph"/>
+        <w:numPr>
+          <w:ilvl w:val="0"/>
+          <w:numId w:val="2"/>
+        </w:numPr>
+        <w:spacing w:after="80"/>
+      </w:pPr>
+      <w:r>
+        <w:rPr>
+          <w:rFonts w:ascii="Calibri" w:cs="Calibri" w:eastAsia="Calibri" w:hAnsi="Calibri"/>
+          <w:sz w:val="22"/>
+          <w:szCs w:val="22"/>
+        </w:rPr>
+        <w:t xml:space="preserve">Check x_e: DFT = Σ x_e[n](−j)^{kn}. k = 0: 1 + 3 + 3 + 3 = 10. k = 1: 1 + 3(−j) + 3(−1) + 3(j) = 1 − 3 = −2. k = 2: 1 − 3 + 3 − 3 = −2. k = 3: 1 + 3j − 3 − 3j = −2. So (10, −2, −2, −2) = Re X ✓.</w:t>
+      </w:r>
+    </w:p>
+    <w:p>
+      <w:pPr>
+        <w:pStyle w:val="ListParagraph"/>
+        <w:numPr>
+          <w:ilvl w:val="0"/>
+          <w:numId w:val="2"/>
+        </w:numPr>
+        <w:spacing w:after="80"/>
+      </w:pPr>
+      <w:r>
+        <w:rPr>
+          <w:rFonts w:ascii="Calibri" w:cs="Calibri" w:eastAsia="Calibri" w:hAnsi="Calibri"/>
+          <w:sz w:val="22"/>
+          <w:szCs w:val="22"/>
+        </w:rPr>
+        <w:t xml:space="preserve">Check x_o at bin 1: 0 + (−1)(−j) + 0 + (1)(j) = j + j = 2j. j Im X[1] = j(2) = 2j ✓.</w:t>
       </w:r>
     </w:p>
     <w:p>
@@ -1246,7 +2640,97 @@
           <w:sz w:val="22"/>
           <w:szCs w:val="22"/>
         </w:rPr>
-        <w:t xml:space="preserve">Same signal as L13. x_e mirror-symmetric with real DFT Re X; x_o antisymmetric with imaginary DFT.</w:t>
+        <w:t xml:space="preserve">Data: x = (2, 1, −1, 3, 0, −2, 1, 2), N = 8 (the signal of Lecture 13), X = (6, 3.414−0.828j, 2+6j, 0.586−4.828j, −2, 0.586+4.828j, 2−6j, 3.414+0.828j).</w:t>
+      </w:r>
+    </w:p>
+    <w:p>
+      <w:pPr>
+        <w:pStyle w:val="ListParagraph"/>
+        <w:numPr>
+          <w:ilvl w:val="0"/>
+          <w:numId w:val="2"/>
+        </w:numPr>
+        <w:spacing w:after="80"/>
+      </w:pPr>
+      <w:r>
+        <w:rPr>
+          <w:rFonts w:ascii="Calibri" w:cs="Calibri" w:eastAsia="Calibri" w:hAnsi="Calibri"/>
+          <w:sz w:val="22"/>
+          <w:szCs w:val="22"/>
+        </w:rPr>
+        <w:t xml:space="preserve">Rx = (x[0], x[7], x[6], x[5], x[4], x[3], x[2], x[1]) = (2, 2, 1, −2, 0, 3, −1, 1).</w:t>
+      </w:r>
+    </w:p>
+    <w:p>
+      <w:pPr>
+        <w:pStyle w:val="ListParagraph"/>
+        <w:numPr>
+          <w:ilvl w:val="0"/>
+          <w:numId w:val="2"/>
+        </w:numPr>
+        <w:spacing w:after="80"/>
+      </w:pPr>
+      <w:r>
+        <w:rPr>
+          <w:rFonts w:ascii="Calibri" w:cs="Calibri" w:eastAsia="Calibri" w:hAnsi="Calibri"/>
+          <w:sz w:val="22"/>
+          <w:szCs w:val="22"/>
+        </w:rPr>
+        <w:t xml:space="preserve">Even part (x + Rx)/2 = ((2+2)/2, (1+2)/2, (−1+1)/2, (3−2)/2, 0, (−2+3)/2, (1−1)/2, (2+1)/2) = (2, 1.5, 0, 0.5, 0, 0.5, 0, 1.5): mirror symmetric, entry n equals entry 8−n.</w:t>
+      </w:r>
+    </w:p>
+    <w:p>
+      <w:pPr>
+        <w:pStyle w:val="ListParagraph"/>
+        <w:numPr>
+          <w:ilvl w:val="0"/>
+          <w:numId w:val="2"/>
+        </w:numPr>
+        <w:spacing w:after="80"/>
+      </w:pPr>
+      <w:r>
+        <w:rPr>
+          <w:rFonts w:ascii="Calibri" w:cs="Calibri" w:eastAsia="Calibri" w:hAnsi="Calibri"/>
+          <w:sz w:val="22"/>
+          <w:szCs w:val="22"/>
+        </w:rPr>
+        <w:t xml:space="preserve">Odd part (x − Rx)/2 = ((2−2)/2, (1−2)/2, (−1−1)/2, (3+2)/2, 0, (−2−3)/2, (1+1)/2, (2−1)/2) = (0, −0.5, −1, 2.5, 0, −2.5, 1, 0.5): entry 8−n is the negative of entry n.</w:t>
+      </w:r>
+    </w:p>
+    <w:p>
+      <w:pPr>
+        <w:pStyle w:val="ListParagraph"/>
+        <w:numPr>
+          <w:ilvl w:val="0"/>
+          <w:numId w:val="2"/>
+        </w:numPr>
+        <w:spacing w:after="80"/>
+      </w:pPr>
+      <w:r>
+        <w:rPr>
+          <w:rFonts w:ascii="Calibri" w:cs="Calibri" w:eastAsia="Calibri" w:hAnsi="Calibri"/>
+          <w:sz w:val="22"/>
+          <w:szCs w:val="22"/>
+        </w:rPr>
+        <w:t xml:space="preserve">Their DFTs: x_e ↔ Re X = (6, 3.414, 2, 0.586, −2, 0.586, 2, 3.414); x_o ↔ j Im X = j(0, −0.828, 6, −4.828, 0, 4.828, −6, 0.828). Point at the bottom-middle panel (real, even) and bottom-right panel (imaginary, odd).</w:t>
+      </w:r>
+    </w:p>
+    <w:p>
+      <w:pPr>
+        <w:pStyle w:val="ListParagraph"/>
+        <w:numPr>
+          <w:ilvl w:val="0"/>
+          <w:numId w:val="2"/>
+        </w:numPr>
+        <w:spacing w:after="80"/>
+      </w:pPr>
+      <w:r>
+        <w:rPr>
+          <w:rFonts w:ascii="Calibri" w:cs="Calibri" w:eastAsia="Calibri" w:hAnsi="Calibri"/>
+          <w:sz w:val="22"/>
+          <w:szCs w:val="22"/>
+        </w:rPr>
+        <w:t xml:space="preserve">Optional check: bin 0 of x_e = sum = 2 + 1.5 + 0 + 0.5 + 0 + 0.5 + 0 + 1.5 = 6 = Re X[0] ✓; bin 0 of x_o = 0 (entries cancel in pairs) ✓.</w:t>
       </w:r>
     </w:p>
     <w:p>
@@ -1294,7 +2778,115 @@
           <w:sz w:val="22"/>
           <w:szCs w:val="22"/>
         </w:rPr>
-        <w:t xml:space="preserve">s = (a,b,c,d), Ps = (d,a,b,c). Substituting m = n−1: S'[k] = e^{−j2πk/4}S[k] = (−j)^k S[k]. Numbers: s = (1,2,3,4), S = (10,−2+2j,−2,−2−2j); S'[1] = 2+2j, direct 4 − j − 2 + 3j = 2+2j ✓. Preview of DFT 5.</w:t>
+        <w:t xml:space="preserve">Goal: DFT of Ps (right circular shift) for s = (a, b, c, d), N = 4. DFT: S[k] = Σ_n s[n]e^{−j2πkn/4}.</w:t>
+      </w:r>
+    </w:p>
+    <w:p>
+      <w:pPr>
+        <w:pStyle w:val="ListParagraph"/>
+        <w:numPr>
+          <w:ilvl w:val="0"/>
+          <w:numId w:val="2"/>
+        </w:numPr>
+        <w:spacing w:after="80"/>
+      </w:pPr>
+      <w:r>
+        <w:rPr>
+          <w:rFonts w:ascii="Calibri" w:cs="Calibri" w:eastAsia="Calibri" w:hAnsi="Calibri"/>
+          <w:sz w:val="22"/>
+          <w:szCs w:val="22"/>
+        </w:rPr>
+        <w:t xml:space="preserve">Step 1 — shift: Ps = (d, a, b, c), (Ps)[n] = s[n−1] (with s[−1] = s[3] = d).</w:t>
+      </w:r>
+    </w:p>
+    <w:p>
+      <w:pPr>
+        <w:pStyle w:val="ListParagraph"/>
+        <w:numPr>
+          <w:ilvl w:val="0"/>
+          <w:numId w:val="2"/>
+        </w:numPr>
+        <w:spacing w:after="80"/>
+      </w:pPr>
+      <w:r>
+        <w:rPr>
+          <w:rFonts w:ascii="Calibri" w:cs="Calibri" w:eastAsia="Calibri" w:hAnsi="Calibri"/>
+          <w:sz w:val="22"/>
+          <w:szCs w:val="22"/>
+        </w:rPr>
+        <w:t xml:space="preserve">Step 2 — transform it: S′[k] = Σ_n s[n−1] e^{−j2πkn/4}.</w:t>
+      </w:r>
+    </w:p>
+    <w:p>
+      <w:pPr>
+        <w:pStyle w:val="ListParagraph"/>
+        <w:numPr>
+          <w:ilvl w:val="0"/>
+          <w:numId w:val="2"/>
+        </w:numPr>
+        <w:spacing w:after="80"/>
+      </w:pPr>
+      <w:r>
+        <w:rPr>
+          <w:rFonts w:ascii="Calibri" w:cs="Calibri" w:eastAsia="Calibri" w:hAnsi="Calibri"/>
+          <w:sz w:val="22"/>
+          <w:szCs w:val="22"/>
+        </w:rPr>
+        <w:t xml:space="preserve">Step 3 — substitute m = n − 1, so n = m + 1 (the sum covers every m exactly once, using periodicity of the exponential): S′[k] = Σ_m s[m] e^{−j2πk(m+1)/4}.</w:t>
+      </w:r>
+    </w:p>
+    <w:p>
+      <w:pPr>
+        <w:pStyle w:val="ListParagraph"/>
+        <w:numPr>
+          <w:ilvl w:val="0"/>
+          <w:numId w:val="2"/>
+        </w:numPr>
+        <w:spacing w:after="80"/>
+      </w:pPr>
+      <w:r>
+        <w:rPr>
+          <w:rFonts w:ascii="Calibri" w:cs="Calibri" w:eastAsia="Calibri" w:hAnsi="Calibri"/>
+          <w:sz w:val="22"/>
+          <w:szCs w:val="22"/>
+        </w:rPr>
+        <w:t xml:space="preserve">Step 4 — split the exponent: e^{−j2πk(m+1)/4} = e^{−j2πk/4} e^{−j2πkm/4}. Pull the constant factor out of the sum: S′[k] = e^{−j2πk/4} Σ_m s[m]e^{−j2πkm/4} = e^{−j2πk/4} S[k] = (−j)ᵏ S[k]. Multiplier (1, −j, −1, j): bin k is rotated clockwise by 90°·k.</w:t>
+      </w:r>
+    </w:p>
+    <w:p>
+      <w:pPr>
+        <w:pStyle w:val="ListParagraph"/>
+        <w:numPr>
+          <w:ilvl w:val="0"/>
+          <w:numId w:val="2"/>
+        </w:numPr>
+        <w:spacing w:after="80"/>
+      </w:pPr>
+      <w:r>
+        <w:rPr>
+          <w:rFonts w:ascii="Calibri" w:cs="Calibri" w:eastAsia="Calibri" w:hAnsi="Calibri"/>
+          <w:sz w:val="22"/>
+          <w:szCs w:val="22"/>
+        </w:rPr>
+        <w:t xml:space="preserve">Numbers: s = (1, 2, 3, 4), S = (10, −2+2j, −2, −2−2j). S′[1] = (−j)(−2 + 2j) = 2j − 2j² = 2j + 2 = 2 + 2j.</w:t>
+      </w:r>
+    </w:p>
+    <w:p>
+      <w:pPr>
+        <w:pStyle w:val="ListParagraph"/>
+        <w:numPr>
+          <w:ilvl w:val="0"/>
+          <w:numId w:val="2"/>
+        </w:numPr>
+        <w:spacing w:after="80"/>
+      </w:pPr>
+      <w:r>
+        <w:rPr>
+          <w:rFonts w:ascii="Calibri" w:cs="Calibri" w:eastAsia="Calibri" w:hAnsi="Calibri"/>
+          <w:sz w:val="22"/>
+          <w:szCs w:val="22"/>
+        </w:rPr>
+        <w:t xml:space="preserve">Direct check: Ps = (4, 1, 2, 3); S′[1] = Σ (Ps)[n](−j)ⁿ = 4(1) + 1(−j) + 2(−1) + 3(j) = 4 − j − 2 + 3j = 2 + 2j ✓. This is DFT 5, proved in general next lecture.</w:t>
       </w:r>
     </w:p>
     <w:p>
@@ -1342,7 +2934,79 @@
           <w:sz w:val="22"/>
           <w:szCs w:val="22"/>
         </w:rPr>
-        <w:t xml:space="preserve">Rs = (1,4,3,2); T = (10, −2−2j, −2, −2+2j) = (S[0],S[3],S[2],S[1]) = RS ✓.</w:t>
+        <w:t xml:space="preserve">Given s = (1, 2, 3, 4), N = 4. Goal: DFT of Rs and compare with RS (DFT 4). Factors (−j)^{kn}.</w:t>
+      </w:r>
+    </w:p>
+    <w:p>
+      <w:pPr>
+        <w:pStyle w:val="ListParagraph"/>
+        <w:numPr>
+          <w:ilvl w:val="0"/>
+          <w:numId w:val="2"/>
+        </w:numPr>
+        <w:spacing w:after="80"/>
+      </w:pPr>
+      <w:r>
+        <w:rPr>
+          <w:rFonts w:ascii="Calibri" w:cs="Calibri" w:eastAsia="Calibri" w:hAnsi="Calibri"/>
+          <w:sz w:val="22"/>
+          <w:szCs w:val="22"/>
+        </w:rPr>
+        <w:t xml:space="preserve">Step 1 — Rs = (s[0], s[3], s[2], s[1]) = (1, 4, 3, 2).</w:t>
+      </w:r>
+    </w:p>
+    <w:p>
+      <w:pPr>
+        <w:pStyle w:val="ListParagraph"/>
+        <w:numPr>
+          <w:ilvl w:val="0"/>
+          <w:numId w:val="2"/>
+        </w:numPr>
+        <w:spacing w:after="80"/>
+      </w:pPr>
+      <w:r>
+        <w:rPr>
+          <w:rFonts w:ascii="Calibri" w:cs="Calibri" w:eastAsia="Calibri" w:hAnsi="Calibri"/>
+          <w:sz w:val="22"/>
+          <w:szCs w:val="22"/>
+        </w:rPr>
+        <w:t xml:space="preserve">Step 2 — DFT of s: S[0] = 10. S[1] = 1 + 2(−j) + 3(−1) + 4(j) = 1 − 2j − 3 + 4j = −2 + 2j. S[2] = 1 + 2(−1) + 3(1) + 4(−1) = −2. S[3] = 1 + 2(j) + 3(−1) + 4(−j) = 1 + 2j − 3 − 4j = −2 − 2j.</w:t>
+      </w:r>
+    </w:p>
+    <w:p>
+      <w:pPr>
+        <w:pStyle w:val="ListParagraph"/>
+        <w:numPr>
+          <w:ilvl w:val="0"/>
+          <w:numId w:val="2"/>
+        </w:numPr>
+        <w:spacing w:after="80"/>
+      </w:pPr>
+      <w:r>
+        <w:rPr>
+          <w:rFonts w:ascii="Calibri" w:cs="Calibri" w:eastAsia="Calibri" w:hAnsi="Calibri"/>
+          <w:sz w:val="22"/>
+          <w:szCs w:val="22"/>
+        </w:rPr>
+        <w:t xml:space="preserve">Step 3 — DFT of Rs, call it T: T[0] = 1 + 4 + 3 + 2 = 10. T[1] = 1 + 4(−j) + 3(−1) + 2(j) = 1 − 4j − 3 + 2j = −2 − 2j. T[2] = 1 − 4 + 3 − 2 = −2. T[3] = 1 + 4(j) + 3(−1) + 2(−j) = 1 + 4j − 3 − 2j = −2 + 2j.</w:t>
+      </w:r>
+    </w:p>
+    <w:p>
+      <w:pPr>
+        <w:pStyle w:val="ListParagraph"/>
+        <w:numPr>
+          <w:ilvl w:val="0"/>
+          <w:numId w:val="2"/>
+        </w:numPr>
+        <w:spacing w:after="80"/>
+      </w:pPr>
+      <w:r>
+        <w:rPr>
+          <w:rFonts w:ascii="Calibri" w:cs="Calibri" w:eastAsia="Calibri" w:hAnsi="Calibri"/>
+          <w:sz w:val="22"/>
+          <w:szCs w:val="22"/>
+        </w:rPr>
+        <w:t xml:space="preserve">Step 4 — prediction RS = (S[0], S[3], S[2], S[1]) = (10, −2−2j, −2, −2+2j) = T ✓.</w:t>
       </w:r>
     </w:p>
     <w:p>
@@ -1390,7 +3054,61 @@
           <w:sz w:val="22"/>
           <w:szCs w:val="22"/>
         </w:rPr>
-        <w:t xml:space="preserve">(a) DFT of z = Rx*. (b) DFT of u = x + x*, check bin 3. Hint: DFT 3 first, then DFT 4.</w:t>
+        <w:t xml:space="preserve">Given: N = 4, x = (1, j, −2, 2j) ↔ X = (−1+3j, 2, −1−3j, 4) (slide 19). z = Rx* means: conjugate x first, then reverse. u = x + x*.</w:t>
+      </w:r>
+    </w:p>
+    <w:p>
+      <w:pPr>
+        <w:pStyle w:val="ListParagraph"/>
+        <w:numPr>
+          <w:ilvl w:val="0"/>
+          <w:numId w:val="2"/>
+        </w:numPr>
+        <w:spacing w:after="80"/>
+      </w:pPr>
+      <w:r>
+        <w:rPr>
+          <w:rFonts w:ascii="Calibri" w:cs="Calibri" w:eastAsia="Calibri" w:hAnsi="Calibri"/>
+          <w:sz w:val="22"/>
+          <w:szCs w:val="22"/>
+        </w:rPr>
+        <w:t xml:space="preserve">(a) Plan: DFT 3 gives the DFT of x*, namely X̃ = RX*. Then apply DFT 4 to the signal x* (reversal): the DFT of R(x*) is R(X̃) = R(RX*) = X*.</w:t>
+      </w:r>
+    </w:p>
+    <w:p>
+      <w:pPr>
+        <w:pStyle w:val="ListParagraph"/>
+        <w:numPr>
+          <w:ilvl w:val="0"/>
+          <w:numId w:val="2"/>
+        </w:numPr>
+        <w:spacing w:after="80"/>
+      </w:pPr>
+      <w:r>
+        <w:rPr>
+          <w:rFonts w:ascii="Calibri" w:cs="Calibri" w:eastAsia="Calibri" w:hAnsi="Calibri"/>
+          <w:sz w:val="22"/>
+          <w:szCs w:val="22"/>
+        </w:rPr>
+        <w:t xml:space="preserve">(b) Plan: linearity: U = X + (DFT of x*) = X + RX*. Compute RX* from slide 20 and add. Check bin 3 by U[3] = Σ u[n]jⁿ (because e^{−j2π3n/4} = jⁿ).</w:t>
+      </w:r>
+    </w:p>
+    <w:p>
+      <w:pPr>
+        <w:pStyle w:val="ListParagraph"/>
+        <w:numPr>
+          <w:ilvl w:val="0"/>
+          <w:numId w:val="2"/>
+        </w:numPr>
+        <w:spacing w:after="80"/>
+      </w:pPr>
+      <w:r>
+        <w:rPr>
+          <w:rFonts w:ascii="Calibri" w:cs="Calibri" w:eastAsia="Calibri" w:hAnsi="Calibri"/>
+          <w:sz w:val="22"/>
+          <w:szCs w:val="22"/>
+        </w:rPr>
+        <w:t xml:space="preserve">Give 6 minutes; answers on the next slide.</w:t>
       </w:r>
     </w:p>
     <w:p>
@@ -1438,7 +3156,115 @@
           <w:sz w:val="22"/>
           <w:szCs w:val="22"/>
         </w:rPr>
-        <w:t xml:space="preserve">(a) Z = R²X* = X* = (−1−3j, 2, −1+3j, 4); check Z[1] = 1 − 2 + 2 + 1 = 2. (b) U = X + RX* = (−2, 6, −2, 6); check U[3] = 2 + (−4)(j²) = 6.</w:t>
+        <w:t xml:space="preserve">(a) Step 1 — DFT 3: x* ↔ RX*. Step 2 — DFT 4 applied to the signal y = x*: Ry ↔ R(DFT of y), so Rx* ↔ R(RX*) = R²X* = X* (R² = I).</w:t>
+      </w:r>
+    </w:p>
+    <w:p>
+      <w:pPr>
+        <w:pStyle w:val="ListParagraph"/>
+        <w:numPr>
+          <w:ilvl w:val="0"/>
+          <w:numId w:val="2"/>
+        </w:numPr>
+        <w:spacing w:after="80"/>
+      </w:pPr>
+      <w:r>
+        <w:rPr>
+          <w:rFonts w:ascii="Calibri" w:cs="Calibri" w:eastAsia="Calibri" w:hAnsi="Calibri"/>
+          <w:sz w:val="22"/>
+          <w:szCs w:val="22"/>
+        </w:rPr>
+        <w:t xml:space="preserve">Step 3 — numbers: X* = conj(−1+3j, 2, −1−3j, 4) = (−1−3j, 2, −1+3j, 4). So Z = (−1−3j, 2, −1+3j, 4).</w:t>
+      </w:r>
+    </w:p>
+    <w:p>
+      <w:pPr>
+        <w:pStyle w:val="ListParagraph"/>
+        <w:numPr>
+          <w:ilvl w:val="0"/>
+          <w:numId w:val="2"/>
+        </w:numPr>
+        <w:spacing w:after="80"/>
+      </w:pPr>
+      <w:r>
+        <w:rPr>
+          <w:rFonts w:ascii="Calibri" w:cs="Calibri" w:eastAsia="Calibri" w:hAnsi="Calibri"/>
+          <w:sz w:val="22"/>
+          <w:szCs w:val="22"/>
+        </w:rPr>
+        <w:t xml:space="preserve">Check bin 1 directly. z = Rx* = (x*[0], x*[3], x*[2], x*[1]) = (1, −2j, −2, −j). Z[1] = Σ z[n](−j)ⁿ = 1 + (−2j)(−j) + (−2)(−1) + (−j)(j) = 1 + 2j² + 2 − j² = 1 − 2 + 2 + 1 = 2 ✓ ((−2j)(−j) = 2j² = −2; (−j)(j) = −j² = 1).</w:t>
+      </w:r>
+    </w:p>
+    <w:p>
+      <w:pPr>
+        <w:pStyle w:val="ListParagraph"/>
+        <w:numPr>
+          <w:ilvl w:val="0"/>
+          <w:numId w:val="2"/>
+        </w:numPr>
+        <w:spacing w:after="80"/>
+      </w:pPr>
+      <w:r>
+        <w:rPr>
+          <w:rFonts w:ascii="Calibri" w:cs="Calibri" w:eastAsia="Calibri" w:hAnsi="Calibri"/>
+          <w:sz w:val="22"/>
+          <w:szCs w:val="22"/>
+        </w:rPr>
+        <w:t xml:space="preserve">(b) Step 1 — linearity + DFT 3: u = x + x* ↔ X + RX*. From slide 20, RX* = (−1−3j, 4, −1+3j, 2).</w:t>
+      </w:r>
+    </w:p>
+    <w:p>
+      <w:pPr>
+        <w:pStyle w:val="ListParagraph"/>
+        <w:numPr>
+          <w:ilvl w:val="0"/>
+          <w:numId w:val="2"/>
+        </w:numPr>
+        <w:spacing w:after="80"/>
+      </w:pPr>
+      <w:r>
+        <w:rPr>
+          <w:rFonts w:ascii="Calibri" w:cs="Calibri" w:eastAsia="Calibri" w:hAnsi="Calibri"/>
+          <w:sz w:val="22"/>
+          <w:szCs w:val="22"/>
+        </w:rPr>
+        <w:t xml:space="preserve">Step 2 — add entrywise to X = (−1+3j, 2, −1−3j, 4): bin 0: (−1+3j) + (−1−3j) = −2; bin 1: 2 + 4 = 6; bin 2: (−1−3j) + (−1+3j) = −2; bin 3: 4 + 2 = 6. So U = (−2, 6, −2, 6).</w:t>
+      </w:r>
+    </w:p>
+    <w:p>
+      <w:pPr>
+        <w:pStyle w:val="ListParagraph"/>
+        <w:numPr>
+          <w:ilvl w:val="0"/>
+          <w:numId w:val="2"/>
+        </w:numPr>
+        <w:spacing w:after="80"/>
+      </w:pPr>
+      <w:r>
+        <w:rPr>
+          <w:rFonts w:ascii="Calibri" w:cs="Calibri" w:eastAsia="Calibri" w:hAnsi="Calibri"/>
+          <w:sz w:val="22"/>
+          <w:szCs w:val="22"/>
+        </w:rPr>
+        <w:t xml:space="preserve">Step 3 — sanity: u = x + x* = 2 Re x = (2, 0, −4, 0), real, so U[3] = conj U[1] (both 6 ✓).</w:t>
+      </w:r>
+    </w:p>
+    <w:p>
+      <w:pPr>
+        <w:pStyle w:val="ListParagraph"/>
+        <w:numPr>
+          <w:ilvl w:val="0"/>
+          <w:numId w:val="2"/>
+        </w:numPr>
+        <w:spacing w:after="80"/>
+      </w:pPr>
+      <w:r>
+        <w:rPr>
+          <w:rFonts w:ascii="Calibri" w:cs="Calibri" w:eastAsia="Calibri" w:hAnsi="Calibri"/>
+          <w:sz w:val="22"/>
+          <w:szCs w:val="22"/>
+        </w:rPr>
+        <w:t xml:space="preserve">Check bin 3 directly: factors e^{−j2π3n/4} = jⁿ = 1, j, −1, −j. U[3] = 2(1) + 0(j) + (−4)(−1) + 0(−j) = 2 + 4 = 6 ✓.</w:t>
       </w:r>
     </w:p>
     <w:p>
@@ -1486,35 +3312,25 @@
           <w:sz w:val="22"/>
           <w:szCs w:val="22"/>
         </w:rPr>
-        <w:t xml:space="preserve">P, R, F; V* = VR = RV; x* ↔ RX*; Rx ↔ RX.</w:t>
-      </w:r>
-    </w:p>
-    <w:p>
-      <w:pPr>
-        <w:pBdr>
-          <w:left w:val="single" w:color="7A1A1A" w:sz="18" w:space="8"/>
-        </w:pBdr>
-        <w:spacing w:after="140" w:before="100"/>
-        <w:ind w:left="360"/>
-      </w:pPr>
-      <w:r>
-        <w:rPr>
-          <w:rFonts w:ascii="Calibri" w:cs="Calibri" w:eastAsia="Calibri" w:hAnsi="Calibri"/>
-          <w:b/>
-          <w:bCs/>
-          <w:color w:val="7A1A1A"/>
-          <w:sz w:val="22"/>
-          <w:szCs w:val="22"/>
-        </w:rPr>
-        <w:t xml:space="preserve">Bridge: </w:t>
-      </w:r>
-      <w:r>
-        <w:rPr>
-          <w:rFonts w:ascii="Calibri" w:cs="Calibri" w:eastAsia="Calibri" w:hAnsi="Calibri"/>
-          <w:sz w:val="22"/>
-          <w:szCs w:val="22"/>
-        </w:rPr>
-        <w:t xml:space="preserve">Solved Example A already showed a delay multiplies bin k by e^{−j2πk/N}: that is DFT 5 next time, together with DFT 6 and duality.</w:t>
+        <w:t xml:space="preserve">Four facts: P, R, F with Pᴺ = R² = I; V* = VR = RV; x* ↔ RX*; Rx ↔ RX.</w:t>
+      </w:r>
+    </w:p>
+    <w:p>
+      <w:pPr>
+        <w:pStyle w:val="ListParagraph"/>
+        <w:numPr>
+          <w:ilvl w:val="0"/>
+          <w:numId w:val="2"/>
+        </w:numPr>
+        <w:spacing w:after="80"/>
+      </w:pPr>
+      <w:r>
+        <w:rPr>
+          <w:rFonts w:ascii="Calibri" w:cs="Calibri" w:eastAsia="Calibri" w:hAnsi="Calibri"/>
+          <w:sz w:val="22"/>
+          <w:szCs w:val="22"/>
+        </w:rPr>
+        <w:t xml:space="preserve">Bridge: Solved Example A (slide 23) already showed that delaying by one sample multiplies bin k by e^{−j2πk/N} = (−j)ᵏ when N = 4. That becomes DFT 5 next lecture, together with its mirror DFT 6 and a duality between x and X.</w:t>
       </w:r>
     </w:p>
     <w:sectPr>
